--- a/Design/Illusion.docx
+++ b/Design/Illusion.docx
@@ -1,6 +1,6 @@
 
 <file path=word/document.xml><?xml version="1.0" encoding="utf-8"?>
-<w:document xmlns:wpc="http://schemas.microsoft.com/office/word/2010/wordprocessingCanvas" xmlns:mc="http://schemas.openxmlformats.org/markup-compatibility/2006" xmlns:o="urn:schemas-microsoft-com:office:office" xmlns:r="http://schemas.openxmlformats.org/officeDocument/2006/relationships" xmlns:m="http://schemas.openxmlformats.org/officeDocument/2006/math" xmlns:v="urn:schemas-microsoft-com:vml" xmlns:wp14="http://schemas.microsoft.com/office/word/2010/wordprocessingDrawing" xmlns:wp="http://schemas.openxmlformats.org/drawingml/2006/wordprocessingDrawing" xmlns:w10="urn:schemas-microsoft-com:office:word" xmlns:w="http://schemas.openxmlformats.org/wordprocessingml/2006/main" xmlns:w14="http://schemas.microsoft.com/office/word/2010/wordml" xmlns:wpg="http://schemas.microsoft.com/office/word/2010/wordprocessingGroup" xmlns:wpi="http://schemas.microsoft.com/office/word/2010/wordprocessingInk" xmlns:wne="http://schemas.microsoft.com/office/word/2006/wordml" xmlns:wps="http://schemas.microsoft.com/office/word/2010/wordprocessingShape" mc:Ignorable="w14 wp14">
+<w:document xmlns:wpc="http://schemas.microsoft.com/office/word/2010/wordprocessingCanvas" xmlns:cx="http://schemas.microsoft.com/office/drawing/2014/chartex" xmlns:cx1="http://schemas.microsoft.com/office/drawing/2015/9/8/chartex" xmlns:cx2="http://schemas.microsoft.com/office/drawing/2015/10/21/chartex" xmlns:cx3="http://schemas.microsoft.com/office/drawing/2016/5/9/chartex" xmlns:cx4="http://schemas.microsoft.com/office/drawing/2016/5/10/chartex" xmlns:cx5="http://schemas.microsoft.com/office/drawing/2016/5/11/chartex" xmlns:cx6="http://schemas.microsoft.com/office/drawing/2016/5/12/chartex" xmlns:cx7="http://schemas.microsoft.com/office/drawing/2016/5/13/chartex" xmlns:cx8="http://schemas.microsoft.com/office/drawing/2016/5/14/chartex" xmlns:mc="http://schemas.openxmlformats.org/markup-compatibility/2006" xmlns:aink="http://schemas.microsoft.com/office/drawing/2016/ink" xmlns:am3d="http://schemas.microsoft.com/office/drawing/2017/model3d" xmlns:o="urn:schemas-microsoft-com:office:office" xmlns:oel="http://schemas.microsoft.com/office/2019/extlst" xmlns:r="http://schemas.openxmlformats.org/officeDocument/2006/relationships" xmlns:m="http://schemas.openxmlformats.org/officeDocument/2006/math" xmlns:v="urn:schemas-microsoft-com:vml" xmlns:wp14="http://schemas.microsoft.com/office/word/2010/wordprocessingDrawing" xmlns:wp="http://schemas.openxmlformats.org/drawingml/2006/wordprocessingDrawing" xmlns:w10="urn:schemas-microsoft-com:office:word" xmlns:w="http://schemas.openxmlformats.org/wordprocessingml/2006/main" xmlns:w14="http://schemas.microsoft.com/office/word/2010/wordml" xmlns:w15="http://schemas.microsoft.com/office/word/2012/wordml" xmlns:w16cex="http://schemas.microsoft.com/office/word/2018/wordml/cex" xmlns:w16cid="http://schemas.microsoft.com/office/word/2016/wordml/cid" xmlns:w16="http://schemas.microsoft.com/office/word/2018/wordml" xmlns:w16du="http://schemas.microsoft.com/office/word/2023/wordml/word16du" xmlns:w16sdtdh="http://schemas.microsoft.com/office/word/2020/wordml/sdtdatahash" xmlns:w16sdtfl="http://schemas.microsoft.com/office/word/2024/wordml/sdtformatlock" xmlns:w16se="http://schemas.microsoft.com/office/word/2015/wordml/symex" xmlns:wpg="http://schemas.microsoft.com/office/word/2010/wordprocessingGroup" xmlns:wpi="http://schemas.microsoft.com/office/word/2010/wordprocessingInk" xmlns:wne="http://schemas.microsoft.com/office/word/2006/wordml" xmlns:wps="http://schemas.microsoft.com/office/word/2010/wordprocessingShape" mc:Ignorable="w14 w15 w16se w16cid w16 w16cex w16sdtdh w16sdtfl w16du wp14">
   <w:body>
     <w:p>
       <w:pPr>
@@ -9,6 +9,7 @@
           <w:b/>
           <w:sz w:val="30"/>
           <w:szCs w:val="30"/>
+          <w:u w:val="single"/>
         </w:rPr>
       </w:pPr>
       <w:r>
@@ -16,6 +17,7 @@
           <w:b/>
           <w:sz w:val="30"/>
           <w:szCs w:val="30"/>
+          <w:u w:val="single"/>
         </w:rPr>
         <w:t>Admin</w:t>
       </w:r>
@@ -244,6 +246,7 @@
           <w:b/>
           <w:sz w:val="30"/>
           <w:szCs w:val="30"/>
+          <w:u w:val="single"/>
         </w:rPr>
       </w:pPr>
       <w:r>
@@ -251,6 +254,7 @@
           <w:b/>
           <w:sz w:val="30"/>
           <w:szCs w:val="30"/>
+          <w:u w:val="single"/>
         </w:rPr>
         <w:t>Enrichment</w:t>
       </w:r>
@@ -292,7 +296,14 @@
           <w:sz w:val="30"/>
           <w:szCs w:val="30"/>
         </w:rPr>
-        <w:t>Talks</w:t>
+        <w:t>Talk</w:t>
+      </w:r>
+      <w:r>
+        <w:rPr>
+          <w:sz w:val="30"/>
+          <w:szCs w:val="30"/>
+        </w:rPr>
+        <w:t xml:space="preserve"> (Attend)</w:t>
       </w:r>
     </w:p>
     <w:p>
@@ -312,7 +323,14 @@
           <w:sz w:val="30"/>
           <w:szCs w:val="30"/>
         </w:rPr>
-        <w:t>Talk Prep</w:t>
+        <w:t>Talk</w:t>
+      </w:r>
+      <w:r>
+        <w:rPr>
+          <w:sz w:val="30"/>
+          <w:szCs w:val="30"/>
+        </w:rPr>
+        <w:t xml:space="preserve"> (Prepare)</w:t>
       </w:r>
     </w:p>
     <w:p>
@@ -332,23 +350,562 @@
           <w:sz w:val="30"/>
           <w:szCs w:val="30"/>
         </w:rPr>
+        <w:t>Talk (Present)</w:t>
+      </w:r>
+    </w:p>
+    <w:p>
+      <w:pPr>
+        <w:pStyle w:val="NoSpacing"/>
+        <w:numPr>
+          <w:ilvl w:val="0"/>
+          <w:numId w:val="13"/>
+        </w:numPr>
+        <w:rPr>
+          <w:b/>
+          <w:bCs/>
+          <w:sz w:val="30"/>
+          <w:szCs w:val="30"/>
+        </w:rPr>
+      </w:pPr>
+      <w:r>
+        <w:rPr>
+          <w:sz w:val="30"/>
+          <w:szCs w:val="30"/>
+        </w:rPr>
         <w:t>Workshops</w:t>
       </w:r>
+    </w:p>
+    <w:p>
+      <w:pPr>
+        <w:pStyle w:val="NoSpacing"/>
+        <w:rPr>
+          <w:b/>
+          <w:bCs/>
+          <w:sz w:val="30"/>
+          <w:szCs w:val="30"/>
+        </w:rPr>
+      </w:pPr>
+    </w:p>
+    <w:p>
+      <w:pPr>
+        <w:pStyle w:val="NoSpacing"/>
+        <w:rPr>
+          <w:b/>
+          <w:bCs/>
+          <w:sz w:val="30"/>
+          <w:szCs w:val="30"/>
+        </w:rPr>
+      </w:pPr>
+    </w:p>
+    <w:p>
+      <w:pPr>
+        <w:pStyle w:val="NoSpacing"/>
+        <w:rPr>
+          <w:b/>
+          <w:bCs/>
+          <w:sz w:val="30"/>
+          <w:szCs w:val="30"/>
+        </w:rPr>
+      </w:pPr>
+    </w:p>
+    <w:p>
+      <w:pPr>
+        <w:pStyle w:val="NoSpacing"/>
+        <w:rPr>
+          <w:b/>
+          <w:bCs/>
+          <w:sz w:val="30"/>
+          <w:szCs w:val="30"/>
+        </w:rPr>
+      </w:pPr>
+    </w:p>
+    <w:p>
+      <w:pPr>
+        <w:pStyle w:val="NoSpacing"/>
+        <w:rPr>
+          <w:b/>
+          <w:bCs/>
+          <w:sz w:val="30"/>
+          <w:szCs w:val="30"/>
+        </w:rPr>
+      </w:pPr>
+    </w:p>
+    <w:p>
+      <w:pPr>
+        <w:pStyle w:val="NoSpacing"/>
+        <w:rPr>
+          <w:b/>
+          <w:bCs/>
+          <w:sz w:val="30"/>
+          <w:szCs w:val="30"/>
+        </w:rPr>
+      </w:pPr>
+    </w:p>
+    <w:p>
+      <w:pPr>
+        <w:pStyle w:val="NoSpacing"/>
+        <w:rPr>
+          <w:b/>
+          <w:bCs/>
+          <w:sz w:val="30"/>
+          <w:szCs w:val="30"/>
+        </w:rPr>
+      </w:pPr>
+    </w:p>
+    <w:p>
+      <w:pPr>
+        <w:pStyle w:val="NoSpacing"/>
+        <w:rPr>
+          <w:b/>
+          <w:bCs/>
+          <w:sz w:val="30"/>
+          <w:szCs w:val="30"/>
+        </w:rPr>
+      </w:pPr>
+    </w:p>
+    <w:p>
+      <w:pPr>
+        <w:pStyle w:val="NoSpacing"/>
+        <w:rPr>
+          <w:b/>
+          <w:bCs/>
+          <w:sz w:val="30"/>
+          <w:szCs w:val="30"/>
+        </w:rPr>
+      </w:pPr>
+    </w:p>
+    <w:p>
+      <w:pPr>
+        <w:pStyle w:val="NoSpacing"/>
+        <w:rPr>
+          <w:b/>
+          <w:bCs/>
+          <w:sz w:val="30"/>
+          <w:szCs w:val="30"/>
+        </w:rPr>
+      </w:pPr>
+    </w:p>
+    <w:p>
+      <w:pPr>
+        <w:pStyle w:val="NoSpacing"/>
+        <w:rPr>
+          <w:b/>
+          <w:bCs/>
+          <w:sz w:val="30"/>
+          <w:szCs w:val="30"/>
+        </w:rPr>
+      </w:pPr>
+    </w:p>
+    <w:p>
+      <w:pPr>
+        <w:pStyle w:val="NoSpacing"/>
+        <w:rPr>
+          <w:b/>
+          <w:bCs/>
+          <w:sz w:val="30"/>
+          <w:szCs w:val="30"/>
+          <w:u w:val="single"/>
+        </w:rPr>
+      </w:pPr>
       <w:r>
         <w:rPr>
-          <w:sz w:val="30"/>
-          <w:szCs w:val="30"/>
-        </w:rPr>
-        <w:br w:type="column"/>
+          <w:b/>
+          <w:bCs/>
+          <w:sz w:val="30"/>
+          <w:szCs w:val="30"/>
+          <w:u w:val="single"/>
+        </w:rPr>
+        <w:t>Dev</w:t>
       </w:r>
       <w:r>
         <w:rPr>
           <w:b/>
-          <w:sz w:val="30"/>
-          <w:szCs w:val="30"/>
-        </w:rPr>
-        <w:lastRenderedPageBreak/>
-        <w:t>Activities</w:t>
+          <w:bCs/>
+          <w:sz w:val="30"/>
+          <w:szCs w:val="30"/>
+          <w:u w:val="single"/>
+        </w:rPr>
+        <w:t>(evelopment)</w:t>
+      </w:r>
+    </w:p>
+    <w:tbl>
+      <w:tblPr>
+        <w:tblStyle w:val="TableGrid"/>
+        <w:tblW w:w="0" w:type="auto"/>
+        <w:tblInd w:w="18" w:type="dxa"/>
+        <w:tblBorders>
+          <w:top w:val="none" w:sz="0" w:space="0" w:color="auto"/>
+          <w:left w:val="none" w:sz="0" w:space="0" w:color="auto"/>
+          <w:bottom w:val="none" w:sz="0" w:space="0" w:color="auto"/>
+          <w:right w:val="none" w:sz="0" w:space="0" w:color="auto"/>
+        </w:tblBorders>
+        <w:tblLook w:val="04A0" w:firstRow="1" w:lastRow="0" w:firstColumn="1" w:lastColumn="0" w:noHBand="0" w:noVBand="1"/>
+      </w:tblPr>
+      <w:tblGrid>
+        <w:gridCol w:w="4320"/>
+      </w:tblGrid>
+      <w:tr>
+        <w:tc>
+          <w:tcPr>
+            <w:tcW w:w="4320" w:type="dxa"/>
+          </w:tcPr>
+          <w:p>
+            <w:pPr>
+              <w:pStyle w:val="NoSpacing"/>
+              <w:numPr>
+                <w:ilvl w:val="0"/>
+                <w:numId w:val="15"/>
+              </w:numPr>
+              <w:rPr>
+                <w:sz w:val="30"/>
+                <w:szCs w:val="30"/>
+              </w:rPr>
+            </w:pPr>
+            <w:r>
+              <w:rPr>
+                <w:sz w:val="30"/>
+                <w:szCs w:val="30"/>
+              </w:rPr>
+              <w:t>Code</w:t>
+            </w:r>
+          </w:p>
+          <w:p>
+            <w:pPr>
+              <w:pStyle w:val="NoSpacing"/>
+              <w:numPr>
+                <w:ilvl w:val="0"/>
+                <w:numId w:val="15"/>
+              </w:numPr>
+              <w:rPr>
+                <w:sz w:val="30"/>
+                <w:szCs w:val="30"/>
+              </w:rPr>
+            </w:pPr>
+            <w:r>
+              <w:rPr>
+                <w:sz w:val="30"/>
+                <w:szCs w:val="30"/>
+              </w:rPr>
+              <w:t>Code (Fixes)</w:t>
+            </w:r>
+          </w:p>
+          <w:p>
+            <w:pPr>
+              <w:pStyle w:val="NoSpacing"/>
+              <w:numPr>
+                <w:ilvl w:val="0"/>
+                <w:numId w:val="15"/>
+              </w:numPr>
+              <w:rPr>
+                <w:sz w:val="30"/>
+                <w:szCs w:val="30"/>
+              </w:rPr>
+            </w:pPr>
+            <w:r>
+              <w:rPr>
+                <w:sz w:val="30"/>
+                <w:szCs w:val="30"/>
+              </w:rPr>
+              <w:t>Code (Review)</w:t>
+            </w:r>
+          </w:p>
+        </w:tc>
+      </w:tr>
+      <w:tr>
+        <w:tc>
+          <w:tcPr>
+            <w:tcW w:w="4320" w:type="dxa"/>
+          </w:tcPr>
+          <w:p>
+            <w:pPr>
+              <w:pStyle w:val="NoSpacing"/>
+              <w:numPr>
+                <w:ilvl w:val="0"/>
+                <w:numId w:val="15"/>
+              </w:numPr>
+              <w:rPr>
+                <w:sz w:val="30"/>
+                <w:szCs w:val="30"/>
+              </w:rPr>
+            </w:pPr>
+            <w:r>
+              <w:rPr>
+                <w:sz w:val="30"/>
+                <w:szCs w:val="30"/>
+              </w:rPr>
+              <w:t>Design</w:t>
+            </w:r>
+          </w:p>
+          <w:p>
+            <w:pPr>
+              <w:pStyle w:val="NoSpacing"/>
+              <w:numPr>
+                <w:ilvl w:val="0"/>
+                <w:numId w:val="15"/>
+              </w:numPr>
+              <w:rPr>
+                <w:sz w:val="30"/>
+                <w:szCs w:val="30"/>
+              </w:rPr>
+            </w:pPr>
+            <w:r>
+              <w:rPr>
+                <w:sz w:val="30"/>
+                <w:szCs w:val="30"/>
+              </w:rPr>
+              <w:t>Design (Fixes)</w:t>
+            </w:r>
+          </w:p>
+          <w:p>
+            <w:pPr>
+              <w:pStyle w:val="NoSpacing"/>
+              <w:numPr>
+                <w:ilvl w:val="0"/>
+                <w:numId w:val="15"/>
+              </w:numPr>
+              <w:rPr>
+                <w:sz w:val="30"/>
+                <w:szCs w:val="30"/>
+              </w:rPr>
+            </w:pPr>
+            <w:r>
+              <w:rPr>
+                <w:sz w:val="30"/>
+                <w:szCs w:val="30"/>
+              </w:rPr>
+              <w:t>Design (Review)</w:t>
+            </w:r>
+          </w:p>
+        </w:tc>
+      </w:tr>
+      <w:tr>
+        <w:tc>
+          <w:tcPr>
+            <w:tcW w:w="4320" w:type="dxa"/>
+          </w:tcPr>
+          <w:p>
+            <w:pPr>
+              <w:pStyle w:val="NoSpacing"/>
+              <w:numPr>
+                <w:ilvl w:val="0"/>
+                <w:numId w:val="15"/>
+              </w:numPr>
+              <w:rPr>
+                <w:sz w:val="30"/>
+                <w:szCs w:val="30"/>
+              </w:rPr>
+            </w:pPr>
+            <w:r>
+              <w:rPr>
+                <w:sz w:val="30"/>
+                <w:szCs w:val="30"/>
+              </w:rPr>
+              <w:t>Discussion</w:t>
+            </w:r>
+          </w:p>
+          <w:p>
+            <w:pPr>
+              <w:pStyle w:val="NoSpacing"/>
+              <w:numPr>
+                <w:ilvl w:val="0"/>
+                <w:numId w:val="15"/>
+              </w:numPr>
+              <w:rPr>
+                <w:sz w:val="30"/>
+                <w:szCs w:val="30"/>
+              </w:rPr>
+            </w:pPr>
+            <w:r>
+              <w:rPr>
+                <w:sz w:val="30"/>
+                <w:szCs w:val="30"/>
+              </w:rPr>
+              <w:t>Other</w:t>
+            </w:r>
+          </w:p>
+          <w:p>
+            <w:pPr>
+              <w:pStyle w:val="NoSpacing"/>
+              <w:numPr>
+                <w:ilvl w:val="0"/>
+                <w:numId w:val="15"/>
+              </w:numPr>
+              <w:rPr>
+                <w:sz w:val="30"/>
+                <w:szCs w:val="30"/>
+              </w:rPr>
+            </w:pPr>
+            <w:r>
+              <w:rPr>
+                <w:sz w:val="30"/>
+                <w:szCs w:val="30"/>
+              </w:rPr>
+              <w:t>Research</w:t>
+            </w:r>
+          </w:p>
+          <w:p>
+            <w:pPr>
+              <w:pStyle w:val="NoSpacing"/>
+              <w:numPr>
+                <w:ilvl w:val="0"/>
+                <w:numId w:val="15"/>
+              </w:numPr>
+              <w:rPr>
+                <w:sz w:val="30"/>
+                <w:szCs w:val="30"/>
+              </w:rPr>
+            </w:pPr>
+            <w:r>
+              <w:rPr>
+                <w:sz w:val="30"/>
+                <w:szCs w:val="30"/>
+              </w:rPr>
+              <w:t>Study</w:t>
+            </w:r>
+          </w:p>
+        </w:tc>
+      </w:tr>
+      <w:tr>
+        <w:tc>
+          <w:tcPr>
+            <w:tcW w:w="4320" w:type="dxa"/>
+          </w:tcPr>
+          <w:p>
+            <w:pPr>
+              <w:pStyle w:val="NoSpacing"/>
+              <w:numPr>
+                <w:ilvl w:val="0"/>
+                <w:numId w:val="15"/>
+              </w:numPr>
+              <w:rPr>
+                <w:sz w:val="30"/>
+                <w:szCs w:val="30"/>
+              </w:rPr>
+            </w:pPr>
+            <w:r>
+              <w:rPr>
+                <w:sz w:val="30"/>
+                <w:szCs w:val="30"/>
+              </w:rPr>
+              <w:t>Test (Ad-hoc)</w:t>
+            </w:r>
+          </w:p>
+          <w:p>
+            <w:pPr>
+              <w:pStyle w:val="NoSpacing"/>
+              <w:numPr>
+                <w:ilvl w:val="0"/>
+                <w:numId w:val="15"/>
+              </w:numPr>
+              <w:rPr>
+                <w:sz w:val="30"/>
+                <w:szCs w:val="30"/>
+              </w:rPr>
+            </w:pPr>
+            <w:r>
+              <w:rPr>
+                <w:sz w:val="30"/>
+                <w:szCs w:val="30"/>
+              </w:rPr>
+              <w:t>Test (Automated)</w:t>
+            </w:r>
+          </w:p>
+          <w:p>
+            <w:pPr>
+              <w:pStyle w:val="NoSpacing"/>
+              <w:numPr>
+                <w:ilvl w:val="0"/>
+                <w:numId w:val="15"/>
+              </w:numPr>
+              <w:rPr>
+                <w:sz w:val="30"/>
+                <w:szCs w:val="30"/>
+              </w:rPr>
+            </w:pPr>
+            <w:r>
+              <w:rPr>
+                <w:sz w:val="30"/>
+                <w:szCs w:val="30"/>
+              </w:rPr>
+              <w:t>Test (</w:t>
+            </w:r>
+            <w:r>
+              <w:rPr>
+                <w:sz w:val="30"/>
+                <w:szCs w:val="30"/>
+              </w:rPr>
+              <w:t>Execution</w:t>
+            </w:r>
+            <w:r>
+              <w:rPr>
+                <w:sz w:val="30"/>
+                <w:szCs w:val="30"/>
+              </w:rPr>
+              <w:t>)</w:t>
+            </w:r>
+          </w:p>
+          <w:p>
+            <w:pPr>
+              <w:pStyle w:val="NoSpacing"/>
+              <w:numPr>
+                <w:ilvl w:val="0"/>
+                <w:numId w:val="15"/>
+              </w:numPr>
+              <w:rPr>
+                <w:sz w:val="30"/>
+                <w:szCs w:val="30"/>
+              </w:rPr>
+            </w:pPr>
+            <w:r>
+              <w:rPr>
+                <w:sz w:val="30"/>
+                <w:szCs w:val="30"/>
+              </w:rPr>
+              <w:t>Test (Manual)</w:t>
+            </w:r>
+          </w:p>
+        </w:tc>
+      </w:tr>
+    </w:tbl>
+    <w:p>
+      <w:pPr>
+        <w:pStyle w:val="NoSpacing"/>
+        <w:rPr>
+          <w:sz w:val="30"/>
+          <w:szCs w:val="30"/>
+        </w:rPr>
+      </w:pPr>
+    </w:p>
+    <w:p>
+      <w:pPr>
+        <w:pStyle w:val="NoSpacing"/>
+        <w:rPr>
+          <w:b/>
+          <w:bCs/>
+          <w:sz w:val="30"/>
+          <w:szCs w:val="30"/>
+          <w:u w:val="single"/>
+        </w:rPr>
+      </w:pPr>
+      <w:r>
+        <w:rPr>
+          <w:b/>
+          <w:bCs/>
+          <w:sz w:val="30"/>
+          <w:szCs w:val="30"/>
+          <w:u w:val="single"/>
+        </w:rPr>
+        <w:t>Op</w:t>
+      </w:r>
+      <w:r>
+        <w:rPr>
+          <w:b/>
+          <w:bCs/>
+          <w:sz w:val="30"/>
+          <w:szCs w:val="30"/>
+          <w:u w:val="single"/>
+        </w:rPr>
+        <w:t>(erations)</w:t>
       </w:r>
     </w:p>
     <w:p>
@@ -363,375 +920,12 @@
           <w:szCs w:val="30"/>
         </w:rPr>
       </w:pPr>
-      <w:proofErr w:type="spellStart"/>
       <w:r>
         <w:rPr>
           <w:sz w:val="30"/>
           <w:szCs w:val="30"/>
         </w:rPr>
-        <w:t>Dev</w:t>
-      </w:r>
-      <w:proofErr w:type="spellEnd"/>
-      <w:r>
-        <w:rPr>
-          <w:sz w:val="30"/>
-          <w:szCs w:val="30"/>
-        </w:rPr>
-        <w:t>(</w:t>
-      </w:r>
-      <w:proofErr w:type="spellStart"/>
-      <w:r>
-        <w:rPr>
-          <w:sz w:val="30"/>
-          <w:szCs w:val="30"/>
-        </w:rPr>
-        <w:t>evelopment</w:t>
-      </w:r>
-      <w:proofErr w:type="spellEnd"/>
-      <w:r>
-        <w:rPr>
-          <w:sz w:val="30"/>
-          <w:szCs w:val="30"/>
-        </w:rPr>
-        <w:t>)</w:t>
-      </w:r>
-    </w:p>
-    <w:p>
-      <w:pPr>
-        <w:pStyle w:val="NoSpacing"/>
-        <w:numPr>
-          <w:ilvl w:val="1"/>
-          <w:numId w:val="15"/>
-        </w:numPr>
-        <w:rPr>
-          <w:sz w:val="30"/>
-          <w:szCs w:val="30"/>
-        </w:rPr>
-      </w:pPr>
-      <w:r>
-        <w:rPr>
-          <w:sz w:val="30"/>
-          <w:szCs w:val="30"/>
-        </w:rPr>
-        <w:t>Code</w:t>
-      </w:r>
-    </w:p>
-    <w:p>
-      <w:pPr>
-        <w:pStyle w:val="NoSpacing"/>
-        <w:numPr>
-          <w:ilvl w:val="1"/>
-          <w:numId w:val="15"/>
-        </w:numPr>
-        <w:rPr>
-          <w:sz w:val="30"/>
-          <w:szCs w:val="30"/>
-        </w:rPr>
-      </w:pPr>
-      <w:r>
-        <w:rPr>
-          <w:sz w:val="30"/>
-          <w:szCs w:val="30"/>
-        </w:rPr>
-        <w:t>Code (Fixes)</w:t>
-      </w:r>
-    </w:p>
-    <w:p>
-      <w:pPr>
-        <w:pStyle w:val="NoSpacing"/>
-        <w:numPr>
-          <w:ilvl w:val="1"/>
-          <w:numId w:val="15"/>
-        </w:numPr>
-        <w:rPr>
-          <w:sz w:val="30"/>
-          <w:szCs w:val="30"/>
-        </w:rPr>
-      </w:pPr>
-      <w:r>
-        <w:rPr>
-          <w:sz w:val="30"/>
-          <w:szCs w:val="30"/>
-        </w:rPr>
-        <w:t>Code (Review)</w:t>
-      </w:r>
-    </w:p>
-    <w:p>
-      <w:pPr>
-        <w:pStyle w:val="NoSpacing"/>
-        <w:numPr>
-          <w:ilvl w:val="1"/>
-          <w:numId w:val="15"/>
-        </w:numPr>
-        <w:rPr>
-          <w:sz w:val="30"/>
-          <w:szCs w:val="30"/>
-        </w:rPr>
-      </w:pPr>
-      <w:r>
-        <w:rPr>
-          <w:sz w:val="30"/>
-          <w:szCs w:val="30"/>
-        </w:rPr>
-        <w:t>Design</w:t>
-      </w:r>
-      <w:bookmarkStart w:id="0" w:name="_GoBack"/>
-      <w:bookmarkEnd w:id="0"/>
-    </w:p>
-    <w:p>
-      <w:pPr>
-        <w:pStyle w:val="NoSpacing"/>
-        <w:numPr>
-          <w:ilvl w:val="1"/>
-          <w:numId w:val="15"/>
-        </w:numPr>
-        <w:rPr>
-          <w:sz w:val="30"/>
-          <w:szCs w:val="30"/>
-        </w:rPr>
-      </w:pPr>
-      <w:r>
-        <w:rPr>
-          <w:sz w:val="30"/>
-          <w:szCs w:val="30"/>
-        </w:rPr>
-        <w:t>Design (Fixes)</w:t>
-      </w:r>
-    </w:p>
-    <w:p>
-      <w:pPr>
-        <w:pStyle w:val="NoSpacing"/>
-        <w:numPr>
-          <w:ilvl w:val="1"/>
-          <w:numId w:val="15"/>
-        </w:numPr>
-        <w:rPr>
-          <w:sz w:val="30"/>
-          <w:szCs w:val="30"/>
-        </w:rPr>
-      </w:pPr>
-      <w:r>
-        <w:rPr>
-          <w:sz w:val="30"/>
-          <w:szCs w:val="30"/>
-        </w:rPr>
-        <w:t>Design (Review)</w:t>
-      </w:r>
-    </w:p>
-    <w:p>
-      <w:pPr>
-        <w:pStyle w:val="NoSpacing"/>
-        <w:numPr>
-          <w:ilvl w:val="1"/>
-          <w:numId w:val="15"/>
-        </w:numPr>
-        <w:rPr>
-          <w:sz w:val="30"/>
-          <w:szCs w:val="30"/>
-        </w:rPr>
-      </w:pPr>
-      <w:r>
-        <w:rPr>
-          <w:sz w:val="30"/>
-          <w:szCs w:val="30"/>
-        </w:rPr>
-        <w:t>Discussion</w:t>
-      </w:r>
-    </w:p>
-    <w:p>
-      <w:pPr>
-        <w:pStyle w:val="NoSpacing"/>
-        <w:numPr>
-          <w:ilvl w:val="1"/>
-          <w:numId w:val="15"/>
-        </w:numPr>
-        <w:rPr>
-          <w:sz w:val="30"/>
-          <w:szCs w:val="30"/>
-        </w:rPr>
-      </w:pPr>
-      <w:r>
-        <w:rPr>
-          <w:sz w:val="30"/>
-          <w:szCs w:val="30"/>
-        </w:rPr>
-        <w:t>Other</w:t>
-      </w:r>
-    </w:p>
-    <w:p>
-      <w:pPr>
-        <w:pStyle w:val="NoSpacing"/>
-        <w:numPr>
-          <w:ilvl w:val="1"/>
-          <w:numId w:val="15"/>
-        </w:numPr>
-        <w:rPr>
-          <w:sz w:val="30"/>
-          <w:szCs w:val="30"/>
-        </w:rPr>
-      </w:pPr>
-      <w:proofErr w:type="spellStart"/>
-      <w:r>
-        <w:rPr>
-          <w:sz w:val="30"/>
-          <w:szCs w:val="30"/>
-        </w:rPr>
-        <w:t>Reqs</w:t>
-      </w:r>
-      <w:proofErr w:type="spellEnd"/>
-    </w:p>
-    <w:p>
-      <w:pPr>
-        <w:pStyle w:val="NoSpacing"/>
-        <w:numPr>
-          <w:ilvl w:val="1"/>
-          <w:numId w:val="15"/>
-        </w:numPr>
-        <w:rPr>
-          <w:sz w:val="30"/>
-          <w:szCs w:val="30"/>
-        </w:rPr>
-      </w:pPr>
-      <w:r>
-        <w:rPr>
-          <w:sz w:val="30"/>
-          <w:szCs w:val="30"/>
-        </w:rPr>
-        <w:t>Research</w:t>
-      </w:r>
-    </w:p>
-    <w:p>
-      <w:pPr>
-        <w:pStyle w:val="NoSpacing"/>
-        <w:numPr>
-          <w:ilvl w:val="1"/>
-          <w:numId w:val="15"/>
-        </w:numPr>
-        <w:rPr>
-          <w:sz w:val="30"/>
-          <w:szCs w:val="30"/>
-        </w:rPr>
-      </w:pPr>
-      <w:r>
-        <w:rPr>
-          <w:sz w:val="30"/>
-          <w:szCs w:val="30"/>
-        </w:rPr>
-        <w:t>Study</w:t>
-      </w:r>
-    </w:p>
-    <w:p>
-      <w:pPr>
-        <w:pStyle w:val="NoSpacing"/>
-        <w:numPr>
-          <w:ilvl w:val="1"/>
-          <w:numId w:val="15"/>
-        </w:numPr>
-        <w:rPr>
-          <w:sz w:val="30"/>
-          <w:szCs w:val="30"/>
-        </w:rPr>
-      </w:pPr>
-      <w:r>
-        <w:rPr>
-          <w:sz w:val="30"/>
-          <w:szCs w:val="30"/>
-        </w:rPr>
-        <w:t>Test (Ad-hoc)</w:t>
-      </w:r>
-    </w:p>
-    <w:p>
-      <w:pPr>
-        <w:pStyle w:val="NoSpacing"/>
-        <w:numPr>
-          <w:ilvl w:val="1"/>
-          <w:numId w:val="15"/>
-        </w:numPr>
-        <w:rPr>
-          <w:sz w:val="30"/>
-          <w:szCs w:val="30"/>
-        </w:rPr>
-      </w:pPr>
-      <w:r>
-        <w:rPr>
-          <w:sz w:val="30"/>
-          <w:szCs w:val="30"/>
-        </w:rPr>
-        <w:t>Test (Automated)</w:t>
-      </w:r>
-    </w:p>
-    <w:p>
-      <w:pPr>
-        <w:pStyle w:val="NoSpacing"/>
-        <w:numPr>
-          <w:ilvl w:val="1"/>
-          <w:numId w:val="15"/>
-        </w:numPr>
-        <w:rPr>
-          <w:sz w:val="30"/>
-          <w:szCs w:val="30"/>
-        </w:rPr>
-      </w:pPr>
-      <w:r>
-        <w:rPr>
-          <w:sz w:val="30"/>
-          <w:szCs w:val="30"/>
-        </w:rPr>
-        <w:t>Test (</w:t>
-      </w:r>
-      <w:r>
-        <w:rPr>
-          <w:sz w:val="30"/>
-          <w:szCs w:val="30"/>
-        </w:rPr>
-        <w:t>Execution</w:t>
-      </w:r>
-      <w:r>
-        <w:rPr>
-          <w:sz w:val="30"/>
-          <w:szCs w:val="30"/>
-        </w:rPr>
-        <w:t>)</w:t>
-      </w:r>
-    </w:p>
-    <w:p>
-      <w:pPr>
-        <w:pStyle w:val="NoSpacing"/>
-        <w:numPr>
-          <w:ilvl w:val="1"/>
-          <w:numId w:val="15"/>
-        </w:numPr>
-        <w:rPr>
-          <w:sz w:val="30"/>
-          <w:szCs w:val="30"/>
-        </w:rPr>
-      </w:pPr>
-      <w:r>
-        <w:rPr>
-          <w:sz w:val="30"/>
-          <w:szCs w:val="30"/>
-        </w:rPr>
-        <w:t>Test (Manual)</w:t>
-      </w:r>
-    </w:p>
-    <w:p>
-      <w:pPr>
-        <w:pStyle w:val="NoSpacing"/>
-        <w:numPr>
-          <w:ilvl w:val="1"/>
-          <w:numId w:val="15"/>
-        </w:numPr>
-        <w:rPr>
-          <w:sz w:val="30"/>
-          <w:szCs w:val="30"/>
-        </w:rPr>
-      </w:pPr>
-      <w:r>
-        <w:rPr>
-          <w:sz w:val="30"/>
-          <w:szCs w:val="30"/>
-        </w:rPr>
-        <w:t>VOC</w:t>
+        <w:t>Config</w:t>
       </w:r>
     </w:p>
     <w:p>
@@ -751,37 +945,14 @@
           <w:sz w:val="30"/>
           <w:szCs w:val="30"/>
         </w:rPr>
-        <w:t>Op</w:t>
+        <w:t>Deployment</w:t>
       </w:r>
-      <w:r>
-        <w:rPr>
-          <w:sz w:val="30"/>
-          <w:szCs w:val="30"/>
-        </w:rPr>
-        <w:t>(</w:t>
-      </w:r>
-      <w:proofErr w:type="spellStart"/>
-      <w:r>
-        <w:rPr>
-          <w:sz w:val="30"/>
-          <w:szCs w:val="30"/>
-        </w:rPr>
-        <w:t>erations</w:t>
-      </w:r>
-      <w:proofErr w:type="spellEnd"/>
-      <w:r>
-        <w:rPr>
-          <w:sz w:val="30"/>
-          <w:szCs w:val="30"/>
-        </w:rPr>
-        <w:t>)</w:t>
-      </w:r>
     </w:p>
     <w:p>
       <w:pPr>
         <w:pStyle w:val="NoSpacing"/>
         <w:numPr>
-          <w:ilvl w:val="1"/>
+          <w:ilvl w:val="0"/>
           <w:numId w:val="15"/>
         </w:numPr>
         <w:rPr>
@@ -794,14 +965,14 @@
           <w:sz w:val="30"/>
           <w:szCs w:val="30"/>
         </w:rPr>
-        <w:t>Bug</w:t>
+        <w:t>Planning</w:t>
       </w:r>
     </w:p>
     <w:p>
       <w:pPr>
         <w:pStyle w:val="NoSpacing"/>
         <w:numPr>
-          <w:ilvl w:val="1"/>
+          <w:ilvl w:val="0"/>
           <w:numId w:val="15"/>
         </w:numPr>
         <w:rPr>
@@ -809,21 +980,19 @@
           <w:szCs w:val="30"/>
         </w:rPr>
       </w:pPr>
-      <w:proofErr w:type="spellStart"/>
       <w:r>
         <w:rPr>
           <w:sz w:val="30"/>
           <w:szCs w:val="30"/>
         </w:rPr>
-        <w:t>Config</w:t>
+        <w:t>Process</w:t>
       </w:r>
-      <w:proofErr w:type="spellEnd"/>
     </w:p>
     <w:p>
       <w:pPr>
         <w:pStyle w:val="NoSpacing"/>
         <w:numPr>
-          <w:ilvl w:val="1"/>
+          <w:ilvl w:val="0"/>
           <w:numId w:val="15"/>
         </w:numPr>
         <w:rPr>
@@ -836,86 +1005,6 @@
           <w:sz w:val="30"/>
           <w:szCs w:val="30"/>
         </w:rPr>
-        <w:t>Deployment</w:t>
-      </w:r>
-    </w:p>
-    <w:p>
-      <w:pPr>
-        <w:pStyle w:val="NoSpacing"/>
-        <w:numPr>
-          <w:ilvl w:val="1"/>
-          <w:numId w:val="15"/>
-        </w:numPr>
-        <w:rPr>
-          <w:sz w:val="30"/>
-          <w:szCs w:val="30"/>
-        </w:rPr>
-      </w:pPr>
-      <w:r>
-        <w:rPr>
-          <w:sz w:val="30"/>
-          <w:szCs w:val="30"/>
-        </w:rPr>
-        <w:t>Meeting</w:t>
-      </w:r>
-    </w:p>
-    <w:p>
-      <w:pPr>
-        <w:pStyle w:val="NoSpacing"/>
-        <w:numPr>
-          <w:ilvl w:val="1"/>
-          <w:numId w:val="15"/>
-        </w:numPr>
-        <w:rPr>
-          <w:sz w:val="30"/>
-          <w:szCs w:val="30"/>
-        </w:rPr>
-      </w:pPr>
-      <w:r>
-        <w:rPr>
-          <w:sz w:val="30"/>
-          <w:szCs w:val="30"/>
-        </w:rPr>
-        <w:t>Planning</w:t>
-      </w:r>
-    </w:p>
-    <w:p>
-      <w:pPr>
-        <w:pStyle w:val="NoSpacing"/>
-        <w:numPr>
-          <w:ilvl w:val="1"/>
-          <w:numId w:val="15"/>
-        </w:numPr>
-        <w:rPr>
-          <w:sz w:val="30"/>
-          <w:szCs w:val="30"/>
-        </w:rPr>
-      </w:pPr>
-      <w:r>
-        <w:rPr>
-          <w:sz w:val="30"/>
-          <w:szCs w:val="30"/>
-        </w:rPr>
-        <w:t>Process</w:t>
-      </w:r>
-    </w:p>
-    <w:p>
-      <w:pPr>
-        <w:pStyle w:val="NoSpacing"/>
-        <w:numPr>
-          <w:ilvl w:val="1"/>
-          <w:numId w:val="15"/>
-        </w:numPr>
-        <w:rPr>
-          <w:sz w:val="30"/>
-          <w:szCs w:val="30"/>
-        </w:rPr>
-      </w:pPr>
-      <w:r>
-        <w:rPr>
-          <w:sz w:val="30"/>
-          <w:szCs w:val="30"/>
-        </w:rPr>
         <w:t>Support</w:t>
       </w:r>
     </w:p>
@@ -923,7 +1012,7 @@
       <w:pPr>
         <w:pStyle w:val="NoSpacing"/>
         <w:numPr>
-          <w:ilvl w:val="1"/>
+          <w:ilvl w:val="0"/>
           <w:numId w:val="15"/>
         </w:numPr>
         <w:rPr>
@@ -950,8 +1039,8 @@
 </file>
 
 <file path=word/numbering.xml><?xml version="1.0" encoding="utf-8"?>
-<w:numbering xmlns:wpc="http://schemas.microsoft.com/office/word/2010/wordprocessingCanvas" xmlns:mc="http://schemas.openxmlformats.org/markup-compatibility/2006" xmlns:o="urn:schemas-microsoft-com:office:office" xmlns:r="http://schemas.openxmlformats.org/officeDocument/2006/relationships" xmlns:m="http://schemas.openxmlformats.org/officeDocument/2006/math" xmlns:v="urn:schemas-microsoft-com:vml" xmlns:wp14="http://schemas.microsoft.com/office/word/2010/wordprocessingDrawing" xmlns:wp="http://schemas.openxmlformats.org/drawingml/2006/wordprocessingDrawing" xmlns:w10="urn:schemas-microsoft-com:office:word" xmlns:w="http://schemas.openxmlformats.org/wordprocessingml/2006/main" xmlns:w14="http://schemas.microsoft.com/office/word/2010/wordml" xmlns:wpg="http://schemas.microsoft.com/office/word/2010/wordprocessingGroup" xmlns:wpi="http://schemas.microsoft.com/office/word/2010/wordprocessingInk" xmlns:wne="http://schemas.microsoft.com/office/word/2006/wordml" xmlns:wps="http://schemas.microsoft.com/office/word/2010/wordprocessingShape" mc:Ignorable="w14 wp14">
-  <w:abstractNum w:abstractNumId="0">
+<w:numbering xmlns:wpc="http://schemas.microsoft.com/office/word/2010/wordprocessingCanvas" xmlns:cx="http://schemas.microsoft.com/office/drawing/2014/chartex" xmlns:cx1="http://schemas.microsoft.com/office/drawing/2015/9/8/chartex" xmlns:cx2="http://schemas.microsoft.com/office/drawing/2015/10/21/chartex" xmlns:cx3="http://schemas.microsoft.com/office/drawing/2016/5/9/chartex" xmlns:cx4="http://schemas.microsoft.com/office/drawing/2016/5/10/chartex" xmlns:cx5="http://schemas.microsoft.com/office/drawing/2016/5/11/chartex" xmlns:cx6="http://schemas.microsoft.com/office/drawing/2016/5/12/chartex" xmlns:cx7="http://schemas.microsoft.com/office/drawing/2016/5/13/chartex" xmlns:cx8="http://schemas.microsoft.com/office/drawing/2016/5/14/chartex" xmlns:mc="http://schemas.openxmlformats.org/markup-compatibility/2006" xmlns:aink="http://schemas.microsoft.com/office/drawing/2016/ink" xmlns:am3d="http://schemas.microsoft.com/office/drawing/2017/model3d" xmlns:o="urn:schemas-microsoft-com:office:office" xmlns:oel="http://schemas.microsoft.com/office/2019/extlst" xmlns:r="http://schemas.openxmlformats.org/officeDocument/2006/relationships" xmlns:m="http://schemas.openxmlformats.org/officeDocument/2006/math" xmlns:v="urn:schemas-microsoft-com:vml" xmlns:wp14="http://schemas.microsoft.com/office/word/2010/wordprocessingDrawing" xmlns:wp="http://schemas.openxmlformats.org/drawingml/2006/wordprocessingDrawing" xmlns:w10="urn:schemas-microsoft-com:office:word" xmlns:w="http://schemas.openxmlformats.org/wordprocessingml/2006/main" xmlns:w14="http://schemas.microsoft.com/office/word/2010/wordml" xmlns:w15="http://schemas.microsoft.com/office/word/2012/wordml" xmlns:w16cex="http://schemas.microsoft.com/office/word/2018/wordml/cex" xmlns:w16cid="http://schemas.microsoft.com/office/word/2016/wordml/cid" xmlns:w16="http://schemas.microsoft.com/office/word/2018/wordml" xmlns:w16du="http://schemas.microsoft.com/office/word/2023/wordml/word16du" xmlns:w16sdtdh="http://schemas.microsoft.com/office/word/2020/wordml/sdtdatahash" xmlns:w16sdtfl="http://schemas.microsoft.com/office/word/2024/wordml/sdtformatlock" xmlns:w16se="http://schemas.microsoft.com/office/word/2015/wordml/symex" xmlns:wpg="http://schemas.microsoft.com/office/word/2010/wordprocessingGroup" xmlns:wpi="http://schemas.microsoft.com/office/word/2010/wordprocessingInk" xmlns:wne="http://schemas.microsoft.com/office/word/2006/wordml" xmlns:wps="http://schemas.microsoft.com/office/word/2010/wordprocessingShape" mc:Ignorable="w14 w15 w16se w16cid w16 w16cex w16sdtdh w16sdtfl w16du wp14">
+  <w:abstractNum w:abstractNumId="0" w15:restartNumberingAfterBreak="0">
     <w:nsid w:val="09B22506"/>
     <w:multiLevelType w:val="hybridMultilevel"/>
     <w:tmpl w:val="1442A48E"/>
@@ -1064,7 +1153,7 @@
       </w:rPr>
     </w:lvl>
   </w:abstractNum>
-  <w:abstractNum w:abstractNumId="1">
+  <w:abstractNum w:abstractNumId="1" w15:restartNumberingAfterBreak="0">
     <w:nsid w:val="1AC833BF"/>
     <w:multiLevelType w:val="hybridMultilevel"/>
     <w:tmpl w:val="CC242158"/>
@@ -1177,7 +1266,7 @@
       </w:rPr>
     </w:lvl>
   </w:abstractNum>
-  <w:abstractNum w:abstractNumId="2">
+  <w:abstractNum w:abstractNumId="2" w15:restartNumberingAfterBreak="0">
     <w:nsid w:val="1D947B92"/>
     <w:multiLevelType w:val="hybridMultilevel"/>
     <w:tmpl w:val="CF28BA72"/>
@@ -1266,7 +1355,7 @@
       </w:pPr>
     </w:lvl>
   </w:abstractNum>
-  <w:abstractNum w:abstractNumId="3">
+  <w:abstractNum w:abstractNumId="3" w15:restartNumberingAfterBreak="0">
     <w:nsid w:val="20593340"/>
     <w:multiLevelType w:val="hybridMultilevel"/>
     <w:tmpl w:val="C9E600E0"/>
@@ -1379,7 +1468,7 @@
       </w:rPr>
     </w:lvl>
   </w:abstractNum>
-  <w:abstractNum w:abstractNumId="4">
+  <w:abstractNum w:abstractNumId="4" w15:restartNumberingAfterBreak="0">
     <w:nsid w:val="24200945"/>
     <w:multiLevelType w:val="hybridMultilevel"/>
     <w:tmpl w:val="7B0028C6"/>
@@ -1492,10 +1581,10 @@
       </w:rPr>
     </w:lvl>
   </w:abstractNum>
-  <w:abstractNum w:abstractNumId="5">
+  <w:abstractNum w:abstractNumId="5" w15:restartNumberingAfterBreak="0">
     <w:nsid w:val="28A613E3"/>
     <w:multiLevelType w:val="hybridMultilevel"/>
-    <w:tmpl w:val="6422F814"/>
+    <w:tmpl w:val="5158EF8A"/>
     <w:lvl w:ilvl="0" w:tplc="04090003">
       <w:start w:val="1"/>
       <w:numFmt w:val="bullet"/>
@@ -1605,7 +1694,7 @@
       </w:rPr>
     </w:lvl>
   </w:abstractNum>
-  <w:abstractNum w:abstractNumId="6">
+  <w:abstractNum w:abstractNumId="6" w15:restartNumberingAfterBreak="0">
     <w:nsid w:val="29113732"/>
     <w:multiLevelType w:val="hybridMultilevel"/>
     <w:tmpl w:val="4BF8E18A"/>
@@ -1718,10 +1807,10 @@
       </w:rPr>
     </w:lvl>
   </w:abstractNum>
-  <w:abstractNum w:abstractNumId="7">
+  <w:abstractNum w:abstractNumId="7" w15:restartNumberingAfterBreak="0">
     <w:nsid w:val="3BAF7016"/>
     <w:multiLevelType w:val="hybridMultilevel"/>
-    <w:tmpl w:val="76D421D2"/>
+    <w:tmpl w:val="BCF0B448"/>
     <w:lvl w:ilvl="0" w:tplc="04090003">
       <w:start w:val="1"/>
       <w:numFmt w:val="bullet"/>
@@ -1831,7 +1920,7 @@
       </w:rPr>
     </w:lvl>
   </w:abstractNum>
-  <w:abstractNum w:abstractNumId="8">
+  <w:abstractNum w:abstractNumId="8" w15:restartNumberingAfterBreak="0">
     <w:nsid w:val="3E5326FA"/>
     <w:multiLevelType w:val="hybridMultilevel"/>
     <w:tmpl w:val="FE64FF1A"/>
@@ -1944,7 +2033,7 @@
       </w:rPr>
     </w:lvl>
   </w:abstractNum>
-  <w:abstractNum w:abstractNumId="9">
+  <w:abstractNum w:abstractNumId="9" w15:restartNumberingAfterBreak="0">
     <w:nsid w:val="51AA3AAE"/>
     <w:multiLevelType w:val="hybridMultilevel"/>
     <w:tmpl w:val="A7E81578"/>
@@ -2057,7 +2146,7 @@
       </w:rPr>
     </w:lvl>
   </w:abstractNum>
-  <w:abstractNum w:abstractNumId="10">
+  <w:abstractNum w:abstractNumId="10" w15:restartNumberingAfterBreak="0">
     <w:nsid w:val="569D0F4A"/>
     <w:multiLevelType w:val="hybridMultilevel"/>
     <w:tmpl w:val="70EA3E9C"/>
@@ -2170,7 +2259,7 @@
       </w:rPr>
     </w:lvl>
   </w:abstractNum>
-  <w:abstractNum w:abstractNumId="11">
+  <w:abstractNum w:abstractNumId="11" w15:restartNumberingAfterBreak="0">
     <w:nsid w:val="5C613CAB"/>
     <w:multiLevelType w:val="hybridMultilevel"/>
     <w:tmpl w:val="9D4628E4"/>
@@ -2259,7 +2348,7 @@
       </w:pPr>
     </w:lvl>
   </w:abstractNum>
-  <w:abstractNum w:abstractNumId="12">
+  <w:abstractNum w:abstractNumId="12" w15:restartNumberingAfterBreak="0">
     <w:nsid w:val="5EDF67D8"/>
     <w:multiLevelType w:val="hybridMultilevel"/>
     <w:tmpl w:val="5B44B80A"/>
@@ -2372,7 +2461,7 @@
       </w:rPr>
     </w:lvl>
   </w:abstractNum>
-  <w:abstractNum w:abstractNumId="13">
+  <w:abstractNum w:abstractNumId="13" w15:restartNumberingAfterBreak="0">
     <w:nsid w:val="68F129F4"/>
     <w:multiLevelType w:val="hybridMultilevel"/>
     <w:tmpl w:val="4482A38E"/>
@@ -2485,7 +2574,7 @@
       </w:rPr>
     </w:lvl>
   </w:abstractNum>
-  <w:abstractNum w:abstractNumId="14">
+  <w:abstractNum w:abstractNumId="14" w15:restartNumberingAfterBreak="0">
     <w:nsid w:val="6924560B"/>
     <w:multiLevelType w:val="hybridMultilevel"/>
     <w:tmpl w:val="57CEF762"/>
@@ -2598,56 +2687,56 @@
       </w:rPr>
     </w:lvl>
   </w:abstractNum>
-  <w:num w:numId="1">
+  <w:num w:numId="1" w16cid:durableId="114255627">
     <w:abstractNumId w:val="13"/>
   </w:num>
-  <w:num w:numId="2">
+  <w:num w:numId="2" w16cid:durableId="561257409">
     <w:abstractNumId w:val="11"/>
   </w:num>
-  <w:num w:numId="3">
+  <w:num w:numId="3" w16cid:durableId="64183618">
     <w:abstractNumId w:val="14"/>
   </w:num>
-  <w:num w:numId="4">
+  <w:num w:numId="4" w16cid:durableId="83839164">
     <w:abstractNumId w:val="4"/>
   </w:num>
-  <w:num w:numId="5">
+  <w:num w:numId="5" w16cid:durableId="1021978084">
     <w:abstractNumId w:val="1"/>
   </w:num>
-  <w:num w:numId="6">
+  <w:num w:numId="6" w16cid:durableId="19087798">
     <w:abstractNumId w:val="10"/>
   </w:num>
-  <w:num w:numId="7">
+  <w:num w:numId="7" w16cid:durableId="680813484">
     <w:abstractNumId w:val="8"/>
   </w:num>
-  <w:num w:numId="8">
+  <w:num w:numId="8" w16cid:durableId="2034843315">
     <w:abstractNumId w:val="9"/>
   </w:num>
-  <w:num w:numId="9">
+  <w:num w:numId="9" w16cid:durableId="987512266">
     <w:abstractNumId w:val="0"/>
   </w:num>
-  <w:num w:numId="10">
+  <w:num w:numId="10" w16cid:durableId="1915360903">
     <w:abstractNumId w:val="12"/>
   </w:num>
-  <w:num w:numId="11">
+  <w:num w:numId="11" w16cid:durableId="1087381540">
     <w:abstractNumId w:val="3"/>
   </w:num>
-  <w:num w:numId="12">
+  <w:num w:numId="12" w16cid:durableId="664011811">
     <w:abstractNumId w:val="2"/>
   </w:num>
-  <w:num w:numId="13">
+  <w:num w:numId="13" w16cid:durableId="1915704879">
     <w:abstractNumId w:val="7"/>
   </w:num>
-  <w:num w:numId="14">
+  <w:num w:numId="14" w16cid:durableId="1979529390">
     <w:abstractNumId w:val="6"/>
   </w:num>
-  <w:num w:numId="15">
+  <w:num w:numId="15" w16cid:durableId="777717578">
     <w:abstractNumId w:val="5"/>
   </w:num>
 </w:numbering>
 </file>
 
 <file path=word/styles.xml><?xml version="1.0" encoding="utf-8"?>
-<w:styles xmlns:mc="http://schemas.openxmlformats.org/markup-compatibility/2006" xmlns:r="http://schemas.openxmlformats.org/officeDocument/2006/relationships" xmlns:w="http://schemas.openxmlformats.org/wordprocessingml/2006/main" xmlns:w14="http://schemas.microsoft.com/office/word/2010/wordml" mc:Ignorable="w14">
+<w:styles xmlns:mc="http://schemas.openxmlformats.org/markup-compatibility/2006" xmlns:r="http://schemas.openxmlformats.org/officeDocument/2006/relationships" xmlns:w="http://schemas.openxmlformats.org/wordprocessingml/2006/main" xmlns:w14="http://schemas.microsoft.com/office/word/2010/wordml" xmlns:w15="http://schemas.microsoft.com/office/word/2012/wordml" xmlns:w16cex="http://schemas.microsoft.com/office/word/2018/wordml/cex" xmlns:w16cid="http://schemas.microsoft.com/office/word/2016/wordml/cid" xmlns:w16="http://schemas.microsoft.com/office/word/2018/wordml" xmlns:w16du="http://schemas.microsoft.com/office/word/2023/wordml/word16du" xmlns:w16sdtdh="http://schemas.microsoft.com/office/word/2020/wordml/sdtdatahash" xmlns:w16sdtfl="http://schemas.microsoft.com/office/word/2024/wordml/sdtformatlock" xmlns:w16se="http://schemas.microsoft.com/office/word/2015/wordml/symex" mc:Ignorable="w14 w15 w16se w16cid w16 w16cex w16sdtdh w16sdtfl w16du">
   <w:docDefaults>
     <w:rPrDefault>
       <w:rPr>
@@ -2663,144 +2752,383 @@
       </w:pPr>
     </w:pPrDefault>
   </w:docDefaults>
-  <w:latentStyles w:defLockedState="0" w:defUIPriority="99" w:defSemiHidden="1" w:defUnhideWhenUsed="1" w:defQFormat="0" w:count="267">
-    <w:lsdException w:name="Normal" w:semiHidden="0" w:uiPriority="0" w:unhideWhenUsed="0" w:qFormat="1"/>
-    <w:lsdException w:name="heading 1" w:semiHidden="0" w:uiPriority="9" w:unhideWhenUsed="0" w:qFormat="1"/>
-    <w:lsdException w:name="heading 2" w:uiPriority="9" w:qFormat="1"/>
-    <w:lsdException w:name="heading 3" w:uiPriority="9" w:qFormat="1"/>
-    <w:lsdException w:name="heading 4" w:uiPriority="9" w:qFormat="1"/>
-    <w:lsdException w:name="heading 5" w:uiPriority="9" w:qFormat="1"/>
-    <w:lsdException w:name="heading 6" w:uiPriority="9" w:qFormat="1"/>
-    <w:lsdException w:name="heading 7" w:uiPriority="9" w:qFormat="1"/>
-    <w:lsdException w:name="heading 8" w:uiPriority="9" w:qFormat="1"/>
-    <w:lsdException w:name="heading 9" w:uiPriority="9" w:qFormat="1"/>
-    <w:lsdException w:name="toc 1" w:uiPriority="39"/>
-    <w:lsdException w:name="toc 2" w:uiPriority="39"/>
-    <w:lsdException w:name="toc 3" w:uiPriority="39"/>
-    <w:lsdException w:name="toc 4" w:uiPriority="39"/>
-    <w:lsdException w:name="toc 5" w:uiPriority="39"/>
-    <w:lsdException w:name="toc 6" w:uiPriority="39"/>
-    <w:lsdException w:name="toc 7" w:uiPriority="39"/>
-    <w:lsdException w:name="toc 8" w:uiPriority="39"/>
-    <w:lsdException w:name="toc 9" w:uiPriority="39"/>
-    <w:lsdException w:name="caption" w:uiPriority="35" w:qFormat="1"/>
-    <w:lsdException w:name="Title" w:semiHidden="0" w:uiPriority="10" w:unhideWhenUsed="0" w:qFormat="1"/>
-    <w:lsdException w:name="Default Paragraph Font" w:uiPriority="1"/>
-    <w:lsdException w:name="Subtitle" w:semiHidden="0" w:uiPriority="11" w:unhideWhenUsed="0" w:qFormat="1"/>
-    <w:lsdException w:name="Strong" w:semiHidden="0" w:uiPriority="22" w:unhideWhenUsed="0" w:qFormat="1"/>
-    <w:lsdException w:name="Emphasis" w:semiHidden="0" w:uiPriority="20" w:unhideWhenUsed="0" w:qFormat="1"/>
-    <w:lsdException w:name="Table Grid" w:semiHidden="0" w:uiPriority="59" w:unhideWhenUsed="0"/>
-    <w:lsdException w:name="Placeholder Text" w:unhideWhenUsed="0"/>
-    <w:lsdException w:name="No Spacing" w:semiHidden="0" w:uiPriority="1" w:unhideWhenUsed="0" w:qFormat="1"/>
-    <w:lsdException w:name="Light Shading" w:semiHidden="0" w:uiPriority="60" w:unhideWhenUsed="0"/>
-    <w:lsdException w:name="Light List" w:semiHidden="0" w:uiPriority="61" w:unhideWhenUsed="0"/>
-    <w:lsdException w:name="Light Grid" w:semiHidden="0" w:uiPriority="62" w:unhideWhenUsed="0"/>
-    <w:lsdException w:name="Medium Shading 1" w:semiHidden="0" w:uiPriority="63" w:unhideWhenUsed="0"/>
-    <w:lsdException w:name="Medium Shading 2" w:semiHidden="0" w:uiPriority="64" w:unhideWhenUsed="0"/>
-    <w:lsdException w:name="Medium List 1" w:semiHidden="0" w:uiPriority="65" w:unhideWhenUsed="0"/>
-    <w:lsdException w:name="Medium List 2" w:semiHidden="0" w:uiPriority="66" w:unhideWhenUsed="0"/>
-    <w:lsdException w:name="Medium Grid 1" w:semiHidden="0" w:uiPriority="67" w:unhideWhenUsed="0"/>
-    <w:lsdException w:name="Medium Grid 2" w:semiHidden="0" w:uiPriority="68" w:unhideWhenUsed="0"/>
-    <w:lsdException w:name="Medium Grid 3" w:semiHidden="0" w:uiPriority="69" w:unhideWhenUsed="0"/>
-    <w:lsdException w:name="Dark List" w:semiHidden="0" w:uiPriority="70" w:unhideWhenUsed="0"/>
-    <w:lsdException w:name="Colorful Shading" w:semiHidden="0" w:uiPriority="71" w:unhideWhenUsed="0"/>
-    <w:lsdException w:name="Colorful List" w:semiHidden="0" w:uiPriority="72" w:unhideWhenUsed="0"/>
-    <w:lsdException w:name="Colorful Grid" w:semiHidden="0" w:uiPriority="73" w:unhideWhenUsed="0"/>
-    <w:lsdException w:name="Light Shading Accent 1" w:semiHidden="0" w:uiPriority="60" w:unhideWhenUsed="0"/>
-    <w:lsdException w:name="Light List Accent 1" w:semiHidden="0" w:uiPriority="61" w:unhideWhenUsed="0"/>
-    <w:lsdException w:name="Light Grid Accent 1" w:semiHidden="0" w:uiPriority="62" w:unhideWhenUsed="0"/>
-    <w:lsdException w:name="Medium Shading 1 Accent 1" w:semiHidden="0" w:uiPriority="63" w:unhideWhenUsed="0"/>
-    <w:lsdException w:name="Medium Shading 2 Accent 1" w:semiHidden="0" w:uiPriority="64" w:unhideWhenUsed="0"/>
-    <w:lsdException w:name="Medium List 1 Accent 1" w:semiHidden="0" w:uiPriority="65" w:unhideWhenUsed="0"/>
-    <w:lsdException w:name="Revision" w:unhideWhenUsed="0"/>
-    <w:lsdException w:name="List Paragraph" w:semiHidden="0" w:uiPriority="34" w:unhideWhenUsed="0" w:qFormat="1"/>
-    <w:lsdException w:name="Quote" w:semiHidden="0" w:uiPriority="29" w:unhideWhenUsed="0" w:qFormat="1"/>
-    <w:lsdException w:name="Intense Quote" w:semiHidden="0" w:uiPriority="30" w:unhideWhenUsed="0" w:qFormat="1"/>
-    <w:lsdException w:name="Medium List 2 Accent 1" w:semiHidden="0" w:uiPriority="66" w:unhideWhenUsed="0"/>
-    <w:lsdException w:name="Medium Grid 1 Accent 1" w:semiHidden="0" w:uiPriority="67" w:unhideWhenUsed="0"/>
-    <w:lsdException w:name="Medium Grid 2 Accent 1" w:semiHidden="0" w:uiPriority="68" w:unhideWhenUsed="0"/>
-    <w:lsdException w:name="Medium Grid 3 Accent 1" w:semiHidden="0" w:uiPriority="69" w:unhideWhenUsed="0"/>
-    <w:lsdException w:name="Dark List Accent 1" w:semiHidden="0" w:uiPriority="70" w:unhideWhenUsed="0"/>
-    <w:lsdException w:name="Colorful Shading Accent 1" w:semiHidden="0" w:uiPriority="71" w:unhideWhenUsed="0"/>
-    <w:lsdException w:name="Colorful List Accent 1" w:semiHidden="0" w:uiPriority="72" w:unhideWhenUsed="0"/>
-    <w:lsdException w:name="Colorful Grid Accent 1" w:semiHidden="0" w:uiPriority="73" w:unhideWhenUsed="0"/>
-    <w:lsdException w:name="Light Shading Accent 2" w:semiHidden="0" w:uiPriority="60" w:unhideWhenUsed="0"/>
-    <w:lsdException w:name="Light List Accent 2" w:semiHidden="0" w:uiPriority="61" w:unhideWhenUsed="0"/>
-    <w:lsdException w:name="Light Grid Accent 2" w:semiHidden="0" w:uiPriority="62" w:unhideWhenUsed="0"/>
-    <w:lsdException w:name="Medium Shading 1 Accent 2" w:semiHidden="0" w:uiPriority="63" w:unhideWhenUsed="0"/>
-    <w:lsdException w:name="Medium Shading 2 Accent 2" w:semiHidden="0" w:uiPriority="64" w:unhideWhenUsed="0"/>
-    <w:lsdException w:name="Medium List 1 Accent 2" w:semiHidden="0" w:uiPriority="65" w:unhideWhenUsed="0"/>
-    <w:lsdException w:name="Medium List 2 Accent 2" w:semiHidden="0" w:uiPriority="66" w:unhideWhenUsed="0"/>
-    <w:lsdException w:name="Medium Grid 1 Accent 2" w:semiHidden="0" w:uiPriority="67" w:unhideWhenUsed="0"/>
-    <w:lsdException w:name="Medium Grid 2 Accent 2" w:semiHidden="0" w:uiPriority="68" w:unhideWhenUsed="0"/>
-    <w:lsdException w:name="Medium Grid 3 Accent 2" w:semiHidden="0" w:uiPriority="69" w:unhideWhenUsed="0"/>
-    <w:lsdException w:name="Dark List Accent 2" w:semiHidden="0" w:uiPriority="70" w:unhideWhenUsed="0"/>
-    <w:lsdException w:name="Colorful Shading Accent 2" w:semiHidden="0" w:uiPriority="71" w:unhideWhenUsed="0"/>
-    <w:lsdException w:name="Colorful List Accent 2" w:semiHidden="0" w:uiPriority="72" w:unhideWhenUsed="0"/>
-    <w:lsdException w:name="Colorful Grid Accent 2" w:semiHidden="0" w:uiPriority="73" w:unhideWhenUsed="0"/>
-    <w:lsdException w:name="Light Shading Accent 3" w:semiHidden="0" w:uiPriority="60" w:unhideWhenUsed="0"/>
-    <w:lsdException w:name="Light List Accent 3" w:semiHidden="0" w:uiPriority="61" w:unhideWhenUsed="0"/>
-    <w:lsdException w:name="Light Grid Accent 3" w:semiHidden="0" w:uiPriority="62" w:unhideWhenUsed="0"/>
-    <w:lsdException w:name="Medium Shading 1 Accent 3" w:semiHidden="0" w:uiPriority="63" w:unhideWhenUsed="0"/>
-    <w:lsdException w:name="Medium Shading 2 Accent 3" w:semiHidden="0" w:uiPriority="64" w:unhideWhenUsed="0"/>
-    <w:lsdException w:name="Medium List 1 Accent 3" w:semiHidden="0" w:uiPriority="65" w:unhideWhenUsed="0"/>
-    <w:lsdException w:name="Medium List 2 Accent 3" w:semiHidden="0" w:uiPriority="66" w:unhideWhenUsed="0"/>
-    <w:lsdException w:name="Medium Grid 1 Accent 3" w:semiHidden="0" w:uiPriority="67" w:unhideWhenUsed="0"/>
-    <w:lsdException w:name="Medium Grid 2 Accent 3" w:semiHidden="0" w:uiPriority="68" w:unhideWhenUsed="0"/>
-    <w:lsdException w:name="Medium Grid 3 Accent 3" w:semiHidden="0" w:uiPriority="69" w:unhideWhenUsed="0"/>
-    <w:lsdException w:name="Dark List Accent 3" w:semiHidden="0" w:uiPriority="70" w:unhideWhenUsed="0"/>
-    <w:lsdException w:name="Colorful Shading Accent 3" w:semiHidden="0" w:uiPriority="71" w:unhideWhenUsed="0"/>
-    <w:lsdException w:name="Colorful List Accent 3" w:semiHidden="0" w:uiPriority="72" w:unhideWhenUsed="0"/>
-    <w:lsdException w:name="Colorful Grid Accent 3" w:semiHidden="0" w:uiPriority="73" w:unhideWhenUsed="0"/>
-    <w:lsdException w:name="Light Shading Accent 4" w:semiHidden="0" w:uiPriority="60" w:unhideWhenUsed="0"/>
-    <w:lsdException w:name="Light List Accent 4" w:semiHidden="0" w:uiPriority="61" w:unhideWhenUsed="0"/>
-    <w:lsdException w:name="Light Grid Accent 4" w:semiHidden="0" w:uiPriority="62" w:unhideWhenUsed="0"/>
-    <w:lsdException w:name="Medium Shading 1 Accent 4" w:semiHidden="0" w:uiPriority="63" w:unhideWhenUsed="0"/>
-    <w:lsdException w:name="Medium Shading 2 Accent 4" w:semiHidden="0" w:uiPriority="64" w:unhideWhenUsed="0"/>
-    <w:lsdException w:name="Medium List 1 Accent 4" w:semiHidden="0" w:uiPriority="65" w:unhideWhenUsed="0"/>
-    <w:lsdException w:name="Medium List 2 Accent 4" w:semiHidden="0" w:uiPriority="66" w:unhideWhenUsed="0"/>
-    <w:lsdException w:name="Medium Grid 1 Accent 4" w:semiHidden="0" w:uiPriority="67" w:unhideWhenUsed="0"/>
-    <w:lsdException w:name="Medium Grid 2 Accent 4" w:semiHidden="0" w:uiPriority="68" w:unhideWhenUsed="0"/>
-    <w:lsdException w:name="Medium Grid 3 Accent 4" w:semiHidden="0" w:uiPriority="69" w:unhideWhenUsed="0"/>
-    <w:lsdException w:name="Dark List Accent 4" w:semiHidden="0" w:uiPriority="70" w:unhideWhenUsed="0"/>
-    <w:lsdException w:name="Colorful Shading Accent 4" w:semiHidden="0" w:uiPriority="71" w:unhideWhenUsed="0"/>
-    <w:lsdException w:name="Colorful List Accent 4" w:semiHidden="0" w:uiPriority="72" w:unhideWhenUsed="0"/>
-    <w:lsdException w:name="Colorful Grid Accent 4" w:semiHidden="0" w:uiPriority="73" w:unhideWhenUsed="0"/>
-    <w:lsdException w:name="Light Shading Accent 5" w:semiHidden="0" w:uiPriority="60" w:unhideWhenUsed="0"/>
-    <w:lsdException w:name="Light List Accent 5" w:semiHidden="0" w:uiPriority="61" w:unhideWhenUsed="0"/>
-    <w:lsdException w:name="Light Grid Accent 5" w:semiHidden="0" w:uiPriority="62" w:unhideWhenUsed="0"/>
-    <w:lsdException w:name="Medium Shading 1 Accent 5" w:semiHidden="0" w:uiPriority="63" w:unhideWhenUsed="0"/>
-    <w:lsdException w:name="Medium Shading 2 Accent 5" w:semiHidden="0" w:uiPriority="64" w:unhideWhenUsed="0"/>
-    <w:lsdException w:name="Medium List 1 Accent 5" w:semiHidden="0" w:uiPriority="65" w:unhideWhenUsed="0"/>
-    <w:lsdException w:name="Medium List 2 Accent 5" w:semiHidden="0" w:uiPriority="66" w:unhideWhenUsed="0"/>
-    <w:lsdException w:name="Medium Grid 1 Accent 5" w:semiHidden="0" w:uiPriority="67" w:unhideWhenUsed="0"/>
-    <w:lsdException w:name="Medium Grid 2 Accent 5" w:semiHidden="0" w:uiPriority="68" w:unhideWhenUsed="0"/>
-    <w:lsdException w:name="Medium Grid 3 Accent 5" w:semiHidden="0" w:uiPriority="69" w:unhideWhenUsed="0"/>
-    <w:lsdException w:name="Dark List Accent 5" w:semiHidden="0" w:uiPriority="70" w:unhideWhenUsed="0"/>
-    <w:lsdException w:name="Colorful Shading Accent 5" w:semiHidden="0" w:uiPriority="71" w:unhideWhenUsed="0"/>
-    <w:lsdException w:name="Colorful List Accent 5" w:semiHidden="0" w:uiPriority="72" w:unhideWhenUsed="0"/>
-    <w:lsdException w:name="Colorful Grid Accent 5" w:semiHidden="0" w:uiPriority="73" w:unhideWhenUsed="0"/>
-    <w:lsdException w:name="Light Shading Accent 6" w:semiHidden="0" w:uiPriority="60" w:unhideWhenUsed="0"/>
-    <w:lsdException w:name="Light List Accent 6" w:semiHidden="0" w:uiPriority="61" w:unhideWhenUsed="0"/>
-    <w:lsdException w:name="Light Grid Accent 6" w:semiHidden="0" w:uiPriority="62" w:unhideWhenUsed="0"/>
-    <w:lsdException w:name="Medium Shading 1 Accent 6" w:semiHidden="0" w:uiPriority="63" w:unhideWhenUsed="0"/>
-    <w:lsdException w:name="Medium Shading 2 Accent 6" w:semiHidden="0" w:uiPriority="64" w:unhideWhenUsed="0"/>
-    <w:lsdException w:name="Medium List 1 Accent 6" w:semiHidden="0" w:uiPriority="65" w:unhideWhenUsed="0"/>
-    <w:lsdException w:name="Medium List 2 Accent 6" w:semiHidden="0" w:uiPriority="66" w:unhideWhenUsed="0"/>
-    <w:lsdException w:name="Medium Grid 1 Accent 6" w:semiHidden="0" w:uiPriority="67" w:unhideWhenUsed="0"/>
-    <w:lsdException w:name="Medium Grid 2 Accent 6" w:semiHidden="0" w:uiPriority="68" w:unhideWhenUsed="0"/>
-    <w:lsdException w:name="Medium Grid 3 Accent 6" w:semiHidden="0" w:uiPriority="69" w:unhideWhenUsed="0"/>
-    <w:lsdException w:name="Dark List Accent 6" w:semiHidden="0" w:uiPriority="70" w:unhideWhenUsed="0"/>
-    <w:lsdException w:name="Colorful Shading Accent 6" w:semiHidden="0" w:uiPriority="71" w:unhideWhenUsed="0"/>
-    <w:lsdException w:name="Colorful List Accent 6" w:semiHidden="0" w:uiPriority="72" w:unhideWhenUsed="0"/>
-    <w:lsdException w:name="Colorful Grid Accent 6" w:semiHidden="0" w:uiPriority="73" w:unhideWhenUsed="0"/>
-    <w:lsdException w:name="Subtle Emphasis" w:semiHidden="0" w:uiPriority="19" w:unhideWhenUsed="0" w:qFormat="1"/>
-    <w:lsdException w:name="Intense Emphasis" w:semiHidden="0" w:uiPriority="21" w:unhideWhenUsed="0" w:qFormat="1"/>
-    <w:lsdException w:name="Subtle Reference" w:semiHidden="0" w:uiPriority="31" w:unhideWhenUsed="0" w:qFormat="1"/>
-    <w:lsdException w:name="Intense Reference" w:semiHidden="0" w:uiPriority="32" w:unhideWhenUsed="0" w:qFormat="1"/>
-    <w:lsdException w:name="Book Title" w:semiHidden="0" w:uiPriority="33" w:unhideWhenUsed="0" w:qFormat="1"/>
-    <w:lsdException w:name="Bibliography" w:uiPriority="37"/>
-    <w:lsdException w:name="TOC Heading" w:uiPriority="39" w:qFormat="1"/>
+  <w:latentStyles w:defLockedState="0" w:defUIPriority="99" w:defSemiHidden="0" w:defUnhideWhenUsed="0" w:defQFormat="0" w:count="376">
+    <w:lsdException w:name="Normal" w:uiPriority="0" w:qFormat="1"/>
+    <w:lsdException w:name="heading 1" w:uiPriority="9" w:qFormat="1"/>
+    <w:lsdException w:name="heading 2" w:semiHidden="1" w:uiPriority="9" w:unhideWhenUsed="1" w:qFormat="1"/>
+    <w:lsdException w:name="heading 3" w:semiHidden="1" w:uiPriority="9" w:unhideWhenUsed="1" w:qFormat="1"/>
+    <w:lsdException w:name="heading 4" w:semiHidden="1" w:uiPriority="9" w:unhideWhenUsed="1" w:qFormat="1"/>
+    <w:lsdException w:name="heading 5" w:semiHidden="1" w:uiPriority="9" w:unhideWhenUsed="1" w:qFormat="1"/>
+    <w:lsdException w:name="heading 6" w:semiHidden="1" w:uiPriority="9" w:unhideWhenUsed="1" w:qFormat="1"/>
+    <w:lsdException w:name="heading 7" w:semiHidden="1" w:uiPriority="9" w:unhideWhenUsed="1" w:qFormat="1"/>
+    <w:lsdException w:name="heading 8" w:semiHidden="1" w:uiPriority="9" w:unhideWhenUsed="1" w:qFormat="1"/>
+    <w:lsdException w:name="heading 9" w:semiHidden="1" w:uiPriority="9" w:unhideWhenUsed="1" w:qFormat="1"/>
+    <w:lsdException w:name="index 1" w:semiHidden="1" w:unhideWhenUsed="1"/>
+    <w:lsdException w:name="index 2" w:semiHidden="1" w:unhideWhenUsed="1"/>
+    <w:lsdException w:name="index 3" w:semiHidden="1" w:unhideWhenUsed="1"/>
+    <w:lsdException w:name="index 4" w:semiHidden="1" w:unhideWhenUsed="1"/>
+    <w:lsdException w:name="index 5" w:semiHidden="1" w:unhideWhenUsed="1"/>
+    <w:lsdException w:name="index 6" w:semiHidden="1" w:unhideWhenUsed="1"/>
+    <w:lsdException w:name="index 7" w:semiHidden="1" w:unhideWhenUsed="1"/>
+    <w:lsdException w:name="index 8" w:semiHidden="1" w:unhideWhenUsed="1"/>
+    <w:lsdException w:name="index 9" w:semiHidden="1" w:unhideWhenUsed="1"/>
+    <w:lsdException w:name="toc 1" w:semiHidden="1" w:uiPriority="39" w:unhideWhenUsed="1"/>
+    <w:lsdException w:name="toc 2" w:semiHidden="1" w:uiPriority="39" w:unhideWhenUsed="1"/>
+    <w:lsdException w:name="toc 3" w:semiHidden="1" w:uiPriority="39" w:unhideWhenUsed="1"/>
+    <w:lsdException w:name="toc 4" w:semiHidden="1" w:uiPriority="39" w:unhideWhenUsed="1"/>
+    <w:lsdException w:name="toc 5" w:semiHidden="1" w:uiPriority="39" w:unhideWhenUsed="1"/>
+    <w:lsdException w:name="toc 6" w:semiHidden="1" w:uiPriority="39" w:unhideWhenUsed="1"/>
+    <w:lsdException w:name="toc 7" w:semiHidden="1" w:uiPriority="39" w:unhideWhenUsed="1"/>
+    <w:lsdException w:name="toc 8" w:semiHidden="1" w:uiPriority="39" w:unhideWhenUsed="1"/>
+    <w:lsdException w:name="toc 9" w:semiHidden="1" w:uiPriority="39" w:unhideWhenUsed="1"/>
+    <w:lsdException w:name="Normal Indent" w:semiHidden="1" w:unhideWhenUsed="1"/>
+    <w:lsdException w:name="footnote text" w:semiHidden="1" w:unhideWhenUsed="1"/>
+    <w:lsdException w:name="annotation text" w:semiHidden="1" w:unhideWhenUsed="1"/>
+    <w:lsdException w:name="header" w:semiHidden="1" w:unhideWhenUsed="1"/>
+    <w:lsdException w:name="footer" w:semiHidden="1" w:unhideWhenUsed="1"/>
+    <w:lsdException w:name="index heading" w:semiHidden="1" w:unhideWhenUsed="1"/>
+    <w:lsdException w:name="caption" w:semiHidden="1" w:uiPriority="35" w:unhideWhenUsed="1" w:qFormat="1"/>
+    <w:lsdException w:name="table of figures" w:semiHidden="1" w:unhideWhenUsed="1"/>
+    <w:lsdException w:name="envelope address" w:semiHidden="1" w:unhideWhenUsed="1"/>
+    <w:lsdException w:name="envelope return" w:semiHidden="1" w:unhideWhenUsed="1"/>
+    <w:lsdException w:name="footnote reference" w:semiHidden="1" w:unhideWhenUsed="1"/>
+    <w:lsdException w:name="annotation reference" w:semiHidden="1" w:unhideWhenUsed="1"/>
+    <w:lsdException w:name="line number" w:semiHidden="1" w:unhideWhenUsed="1"/>
+    <w:lsdException w:name="page number" w:semiHidden="1" w:unhideWhenUsed="1"/>
+    <w:lsdException w:name="endnote reference" w:semiHidden="1" w:unhideWhenUsed="1"/>
+    <w:lsdException w:name="endnote text" w:semiHidden="1" w:unhideWhenUsed="1"/>
+    <w:lsdException w:name="table of authorities" w:semiHidden="1" w:unhideWhenUsed="1"/>
+    <w:lsdException w:name="macro" w:semiHidden="1" w:unhideWhenUsed="1"/>
+    <w:lsdException w:name="toa heading" w:semiHidden="1" w:unhideWhenUsed="1"/>
+    <w:lsdException w:name="List" w:semiHidden="1" w:unhideWhenUsed="1"/>
+    <w:lsdException w:name="List Bullet" w:semiHidden="1" w:unhideWhenUsed="1"/>
+    <w:lsdException w:name="List Number" w:semiHidden="1" w:unhideWhenUsed="1"/>
+    <w:lsdException w:name="List 2" w:semiHidden="1" w:unhideWhenUsed="1"/>
+    <w:lsdException w:name="List 3" w:semiHidden="1" w:unhideWhenUsed="1"/>
+    <w:lsdException w:name="List 4" w:semiHidden="1" w:unhideWhenUsed="1"/>
+    <w:lsdException w:name="List 5" w:semiHidden="1" w:unhideWhenUsed="1"/>
+    <w:lsdException w:name="List Bullet 2" w:semiHidden="1" w:unhideWhenUsed="1"/>
+    <w:lsdException w:name="List Bullet 3" w:semiHidden="1" w:unhideWhenUsed="1"/>
+    <w:lsdException w:name="List Bullet 4" w:semiHidden="1" w:unhideWhenUsed="1"/>
+    <w:lsdException w:name="List Bullet 5" w:semiHidden="1" w:unhideWhenUsed="1"/>
+    <w:lsdException w:name="List Number 2" w:semiHidden="1" w:unhideWhenUsed="1"/>
+    <w:lsdException w:name="List Number 3" w:semiHidden="1" w:unhideWhenUsed="1"/>
+    <w:lsdException w:name="List Number 4" w:semiHidden="1" w:unhideWhenUsed="1"/>
+    <w:lsdException w:name="List Number 5" w:semiHidden="1" w:unhideWhenUsed="1"/>
+    <w:lsdException w:name="Title" w:uiPriority="10" w:qFormat="1"/>
+    <w:lsdException w:name="Closing" w:semiHidden="1" w:unhideWhenUsed="1"/>
+    <w:lsdException w:name="Signature" w:semiHidden="1" w:unhideWhenUsed="1"/>
+    <w:lsdException w:name="Default Paragraph Font" w:semiHidden="1" w:uiPriority="1" w:unhideWhenUsed="1"/>
+    <w:lsdException w:name="Body Text" w:semiHidden="1" w:unhideWhenUsed="1"/>
+    <w:lsdException w:name="Body Text Indent" w:semiHidden="1" w:unhideWhenUsed="1"/>
+    <w:lsdException w:name="List Continue" w:semiHidden="1" w:unhideWhenUsed="1"/>
+    <w:lsdException w:name="List Continue 2" w:semiHidden="1" w:unhideWhenUsed="1"/>
+    <w:lsdException w:name="List Continue 3" w:semiHidden="1" w:unhideWhenUsed="1"/>
+    <w:lsdException w:name="List Continue 4" w:semiHidden="1" w:unhideWhenUsed="1"/>
+    <w:lsdException w:name="List Continue 5" w:semiHidden="1" w:unhideWhenUsed="1"/>
+    <w:lsdException w:name="Message Header" w:semiHidden="1" w:unhideWhenUsed="1"/>
+    <w:lsdException w:name="Subtitle" w:uiPriority="11" w:qFormat="1"/>
+    <w:lsdException w:name="Salutation" w:semiHidden="1" w:unhideWhenUsed="1"/>
+    <w:lsdException w:name="Date" w:semiHidden="1" w:unhideWhenUsed="1"/>
+    <w:lsdException w:name="Body Text First Indent" w:semiHidden="1" w:unhideWhenUsed="1"/>
+    <w:lsdException w:name="Body Text First Indent 2" w:semiHidden="1" w:unhideWhenUsed="1"/>
+    <w:lsdException w:name="Note Heading" w:semiHidden="1" w:unhideWhenUsed="1"/>
+    <w:lsdException w:name="Body Text 2" w:semiHidden="1" w:unhideWhenUsed="1"/>
+    <w:lsdException w:name="Body Text 3" w:semiHidden="1" w:unhideWhenUsed="1"/>
+    <w:lsdException w:name="Body Text Indent 2" w:semiHidden="1" w:unhideWhenUsed="1"/>
+    <w:lsdException w:name="Body Text Indent 3" w:semiHidden="1" w:unhideWhenUsed="1"/>
+    <w:lsdException w:name="Block Text" w:semiHidden="1" w:unhideWhenUsed="1"/>
+    <w:lsdException w:name="Hyperlink" w:semiHidden="1" w:unhideWhenUsed="1"/>
+    <w:lsdException w:name="FollowedHyperlink" w:semiHidden="1" w:unhideWhenUsed="1"/>
+    <w:lsdException w:name="Strong" w:uiPriority="22" w:qFormat="1"/>
+    <w:lsdException w:name="Emphasis" w:uiPriority="20" w:qFormat="1"/>
+    <w:lsdException w:name="Document Map" w:semiHidden="1" w:unhideWhenUsed="1"/>
+    <w:lsdException w:name="Plain Text" w:semiHidden="1" w:unhideWhenUsed="1"/>
+    <w:lsdException w:name="E-mail Signature" w:semiHidden="1" w:unhideWhenUsed="1"/>
+    <w:lsdException w:name="HTML Top of Form" w:semiHidden="1" w:unhideWhenUsed="1"/>
+    <w:lsdException w:name="HTML Bottom of Form" w:semiHidden="1" w:unhideWhenUsed="1"/>
+    <w:lsdException w:name="Normal (Web)" w:semiHidden="1" w:unhideWhenUsed="1"/>
+    <w:lsdException w:name="HTML Acronym" w:semiHidden="1" w:unhideWhenUsed="1"/>
+    <w:lsdException w:name="HTML Address" w:semiHidden="1" w:unhideWhenUsed="1"/>
+    <w:lsdException w:name="HTML Cite" w:semiHidden="1" w:unhideWhenUsed="1"/>
+    <w:lsdException w:name="HTML Code" w:semiHidden="1" w:unhideWhenUsed="1"/>
+    <w:lsdException w:name="HTML Definition" w:semiHidden="1" w:unhideWhenUsed="1"/>
+    <w:lsdException w:name="HTML Keyboard" w:semiHidden="1" w:unhideWhenUsed="1"/>
+    <w:lsdException w:name="HTML Preformatted" w:semiHidden="1" w:unhideWhenUsed="1"/>
+    <w:lsdException w:name="HTML Sample" w:semiHidden="1" w:unhideWhenUsed="1"/>
+    <w:lsdException w:name="HTML Typewriter" w:semiHidden="1" w:unhideWhenUsed="1"/>
+    <w:lsdException w:name="HTML Variable" w:semiHidden="1" w:unhideWhenUsed="1"/>
+    <w:lsdException w:name="Normal Table" w:semiHidden="1" w:unhideWhenUsed="1"/>
+    <w:lsdException w:name="annotation subject" w:semiHidden="1" w:unhideWhenUsed="1"/>
+    <w:lsdException w:name="No List" w:semiHidden="1" w:unhideWhenUsed="1"/>
+    <w:lsdException w:name="Outline List 1" w:semiHidden="1" w:unhideWhenUsed="1"/>
+    <w:lsdException w:name="Outline List 2" w:semiHidden="1" w:unhideWhenUsed="1"/>
+    <w:lsdException w:name="Outline List 3" w:semiHidden="1" w:unhideWhenUsed="1"/>
+    <w:lsdException w:name="Table Simple 1" w:semiHidden="1" w:unhideWhenUsed="1"/>
+    <w:lsdException w:name="Table Simple 2" w:semiHidden="1" w:unhideWhenUsed="1"/>
+    <w:lsdException w:name="Table Simple 3" w:semiHidden="1" w:unhideWhenUsed="1"/>
+    <w:lsdException w:name="Table Classic 1" w:semiHidden="1" w:unhideWhenUsed="1"/>
+    <w:lsdException w:name="Table Classic 2" w:semiHidden="1" w:unhideWhenUsed="1"/>
+    <w:lsdException w:name="Table Classic 3" w:semiHidden="1" w:unhideWhenUsed="1"/>
+    <w:lsdException w:name="Table Classic 4" w:semiHidden="1" w:unhideWhenUsed="1"/>
+    <w:lsdException w:name="Table Colorful 1" w:semiHidden="1" w:unhideWhenUsed="1"/>
+    <w:lsdException w:name="Table Colorful 2" w:semiHidden="1" w:unhideWhenUsed="1"/>
+    <w:lsdException w:name="Table Colorful 3" w:semiHidden="1" w:unhideWhenUsed="1"/>
+    <w:lsdException w:name="Table Columns 1" w:semiHidden="1" w:unhideWhenUsed="1"/>
+    <w:lsdException w:name="Table Columns 2" w:semiHidden="1" w:unhideWhenUsed="1"/>
+    <w:lsdException w:name="Table Columns 3" w:semiHidden="1" w:unhideWhenUsed="1"/>
+    <w:lsdException w:name="Table Columns 4" w:semiHidden="1" w:unhideWhenUsed="1"/>
+    <w:lsdException w:name="Table Columns 5" w:semiHidden="1" w:unhideWhenUsed="1"/>
+    <w:lsdException w:name="Table Grid 1" w:semiHidden="1" w:unhideWhenUsed="1"/>
+    <w:lsdException w:name="Table Grid 2" w:semiHidden="1" w:unhideWhenUsed="1"/>
+    <w:lsdException w:name="Table Grid 3" w:semiHidden="1" w:unhideWhenUsed="1"/>
+    <w:lsdException w:name="Table Grid 4" w:semiHidden="1" w:unhideWhenUsed="1"/>
+    <w:lsdException w:name="Table Grid 5" w:semiHidden="1" w:unhideWhenUsed="1"/>
+    <w:lsdException w:name="Table Grid 6" w:semiHidden="1" w:unhideWhenUsed="1"/>
+    <w:lsdException w:name="Table Grid 7" w:semiHidden="1" w:unhideWhenUsed="1"/>
+    <w:lsdException w:name="Table Grid 8" w:semiHidden="1" w:unhideWhenUsed="1"/>
+    <w:lsdException w:name="Table List 1" w:semiHidden="1" w:unhideWhenUsed="1"/>
+    <w:lsdException w:name="Table List 2" w:semiHidden="1" w:unhideWhenUsed="1"/>
+    <w:lsdException w:name="Table List 3" w:semiHidden="1" w:unhideWhenUsed="1"/>
+    <w:lsdException w:name="Table List 4" w:semiHidden="1" w:unhideWhenUsed="1"/>
+    <w:lsdException w:name="Table List 5" w:semiHidden="1" w:unhideWhenUsed="1"/>
+    <w:lsdException w:name="Table List 6" w:semiHidden="1" w:unhideWhenUsed="1"/>
+    <w:lsdException w:name="Table List 7" w:semiHidden="1" w:unhideWhenUsed="1"/>
+    <w:lsdException w:name="Table List 8" w:semiHidden="1" w:unhideWhenUsed="1"/>
+    <w:lsdException w:name="Table 3D effects 1" w:semiHidden="1" w:unhideWhenUsed="1"/>
+    <w:lsdException w:name="Table 3D effects 2" w:semiHidden="1" w:unhideWhenUsed="1"/>
+    <w:lsdException w:name="Table 3D effects 3" w:semiHidden="1" w:unhideWhenUsed="1"/>
+    <w:lsdException w:name="Table Contemporary" w:semiHidden="1" w:unhideWhenUsed="1"/>
+    <w:lsdException w:name="Table Elegant" w:semiHidden="1" w:unhideWhenUsed="1"/>
+    <w:lsdException w:name="Table Professional" w:semiHidden="1" w:unhideWhenUsed="1"/>
+    <w:lsdException w:name="Table Subtle 1" w:semiHidden="1" w:unhideWhenUsed="1"/>
+    <w:lsdException w:name="Table Subtle 2" w:semiHidden="1" w:unhideWhenUsed="1"/>
+    <w:lsdException w:name="Table Web 1" w:semiHidden="1" w:unhideWhenUsed="1"/>
+    <w:lsdException w:name="Table Web 2" w:semiHidden="1" w:unhideWhenUsed="1"/>
+    <w:lsdException w:name="Table Web 3" w:semiHidden="1" w:unhideWhenUsed="1"/>
+    <w:lsdException w:name="Balloon Text" w:semiHidden="1" w:unhideWhenUsed="1"/>
+    <w:lsdException w:name="Table Grid" w:uiPriority="59"/>
+    <w:lsdException w:name="Table Theme" w:semiHidden="1" w:unhideWhenUsed="1"/>
+    <w:lsdException w:name="Placeholder Text" w:semiHidden="1"/>
+    <w:lsdException w:name="No Spacing" w:uiPriority="1" w:qFormat="1"/>
+    <w:lsdException w:name="Light Shading" w:uiPriority="60"/>
+    <w:lsdException w:name="Light List" w:uiPriority="61"/>
+    <w:lsdException w:name="Light Grid" w:uiPriority="62"/>
+    <w:lsdException w:name="Medium Shading 1" w:uiPriority="63"/>
+    <w:lsdException w:name="Medium Shading 2" w:uiPriority="64"/>
+    <w:lsdException w:name="Medium List 1" w:uiPriority="65"/>
+    <w:lsdException w:name="Medium List 2" w:uiPriority="66"/>
+    <w:lsdException w:name="Medium Grid 1" w:uiPriority="67"/>
+    <w:lsdException w:name="Medium Grid 2" w:uiPriority="68"/>
+    <w:lsdException w:name="Medium Grid 3" w:uiPriority="69"/>
+    <w:lsdException w:name="Dark List" w:uiPriority="70"/>
+    <w:lsdException w:name="Colorful Shading" w:uiPriority="71"/>
+    <w:lsdException w:name="Colorful List" w:uiPriority="72"/>
+    <w:lsdException w:name="Colorful Grid" w:uiPriority="73"/>
+    <w:lsdException w:name="Light Shading Accent 1" w:uiPriority="60"/>
+    <w:lsdException w:name="Light List Accent 1" w:uiPriority="61"/>
+    <w:lsdException w:name="Light Grid Accent 1" w:uiPriority="62"/>
+    <w:lsdException w:name="Medium Shading 1 Accent 1" w:uiPriority="63"/>
+    <w:lsdException w:name="Medium Shading 2 Accent 1" w:uiPriority="64"/>
+    <w:lsdException w:name="Medium List 1 Accent 1" w:uiPriority="65"/>
+    <w:lsdException w:name="Revision" w:semiHidden="1"/>
+    <w:lsdException w:name="List Paragraph" w:uiPriority="34" w:qFormat="1"/>
+    <w:lsdException w:name="Quote" w:uiPriority="29" w:qFormat="1"/>
+    <w:lsdException w:name="Intense Quote" w:uiPriority="30" w:qFormat="1"/>
+    <w:lsdException w:name="Medium List 2 Accent 1" w:uiPriority="66"/>
+    <w:lsdException w:name="Medium Grid 1 Accent 1" w:uiPriority="67"/>
+    <w:lsdException w:name="Medium Grid 2 Accent 1" w:uiPriority="68"/>
+    <w:lsdException w:name="Medium Grid 3 Accent 1" w:uiPriority="69"/>
+    <w:lsdException w:name="Dark List Accent 1" w:uiPriority="70"/>
+    <w:lsdException w:name="Colorful Shading Accent 1" w:uiPriority="71"/>
+    <w:lsdException w:name="Colorful List Accent 1" w:uiPriority="72"/>
+    <w:lsdException w:name="Colorful Grid Accent 1" w:uiPriority="73"/>
+    <w:lsdException w:name="Light Shading Accent 2" w:uiPriority="60"/>
+    <w:lsdException w:name="Light List Accent 2" w:uiPriority="61"/>
+    <w:lsdException w:name="Light Grid Accent 2" w:uiPriority="62"/>
+    <w:lsdException w:name="Medium Shading 1 Accent 2" w:uiPriority="63"/>
+    <w:lsdException w:name="Medium Shading 2 Accent 2" w:uiPriority="64"/>
+    <w:lsdException w:name="Medium List 1 Accent 2" w:uiPriority="65"/>
+    <w:lsdException w:name="Medium List 2 Accent 2" w:uiPriority="66"/>
+    <w:lsdException w:name="Medium Grid 1 Accent 2" w:uiPriority="67"/>
+    <w:lsdException w:name="Medium Grid 2 Accent 2" w:uiPriority="68"/>
+    <w:lsdException w:name="Medium Grid 3 Accent 2" w:uiPriority="69"/>
+    <w:lsdException w:name="Dark List Accent 2" w:uiPriority="70"/>
+    <w:lsdException w:name="Colorful Shading Accent 2" w:uiPriority="71"/>
+    <w:lsdException w:name="Colorful List Accent 2" w:uiPriority="72"/>
+    <w:lsdException w:name="Colorful Grid Accent 2" w:uiPriority="73"/>
+    <w:lsdException w:name="Light Shading Accent 3" w:uiPriority="60"/>
+    <w:lsdException w:name="Light List Accent 3" w:uiPriority="61"/>
+    <w:lsdException w:name="Light Grid Accent 3" w:uiPriority="62"/>
+    <w:lsdException w:name="Medium Shading 1 Accent 3" w:uiPriority="63"/>
+    <w:lsdException w:name="Medium Shading 2 Accent 3" w:uiPriority="64"/>
+    <w:lsdException w:name="Medium List 1 Accent 3" w:uiPriority="65"/>
+    <w:lsdException w:name="Medium List 2 Accent 3" w:uiPriority="66"/>
+    <w:lsdException w:name="Medium Grid 1 Accent 3" w:uiPriority="67"/>
+    <w:lsdException w:name="Medium Grid 2 Accent 3" w:uiPriority="68"/>
+    <w:lsdException w:name="Medium Grid 3 Accent 3" w:uiPriority="69"/>
+    <w:lsdException w:name="Dark List Accent 3" w:uiPriority="70"/>
+    <w:lsdException w:name="Colorful Shading Accent 3" w:uiPriority="71"/>
+    <w:lsdException w:name="Colorful List Accent 3" w:uiPriority="72"/>
+    <w:lsdException w:name="Colorful Grid Accent 3" w:uiPriority="73"/>
+    <w:lsdException w:name="Light Shading Accent 4" w:uiPriority="60"/>
+    <w:lsdException w:name="Light List Accent 4" w:uiPriority="61"/>
+    <w:lsdException w:name="Light Grid Accent 4" w:uiPriority="62"/>
+    <w:lsdException w:name="Medium Shading 1 Accent 4" w:uiPriority="63"/>
+    <w:lsdException w:name="Medium Shading 2 Accent 4" w:uiPriority="64"/>
+    <w:lsdException w:name="Medium List 1 Accent 4" w:uiPriority="65"/>
+    <w:lsdException w:name="Medium List 2 Accent 4" w:uiPriority="66"/>
+    <w:lsdException w:name="Medium Grid 1 Accent 4" w:uiPriority="67"/>
+    <w:lsdException w:name="Medium Grid 2 Accent 4" w:uiPriority="68"/>
+    <w:lsdException w:name="Medium Grid 3 Accent 4" w:uiPriority="69"/>
+    <w:lsdException w:name="Dark List Accent 4" w:uiPriority="70"/>
+    <w:lsdException w:name="Colorful Shading Accent 4" w:uiPriority="71"/>
+    <w:lsdException w:name="Colorful List Accent 4" w:uiPriority="72"/>
+    <w:lsdException w:name="Colorful Grid Accent 4" w:uiPriority="73"/>
+    <w:lsdException w:name="Light Shading Accent 5" w:uiPriority="60"/>
+    <w:lsdException w:name="Light List Accent 5" w:uiPriority="61"/>
+    <w:lsdException w:name="Light Grid Accent 5" w:uiPriority="62"/>
+    <w:lsdException w:name="Medium Shading 1 Accent 5" w:uiPriority="63"/>
+    <w:lsdException w:name="Medium Shading 2 Accent 5" w:uiPriority="64"/>
+    <w:lsdException w:name="Medium List 1 Accent 5" w:uiPriority="65"/>
+    <w:lsdException w:name="Medium List 2 Accent 5" w:uiPriority="66"/>
+    <w:lsdException w:name="Medium Grid 1 Accent 5" w:uiPriority="67"/>
+    <w:lsdException w:name="Medium Grid 2 Accent 5" w:uiPriority="68"/>
+    <w:lsdException w:name="Medium Grid 3 Accent 5" w:uiPriority="69"/>
+    <w:lsdException w:name="Dark List Accent 5" w:uiPriority="70"/>
+    <w:lsdException w:name="Colorful Shading Accent 5" w:uiPriority="71"/>
+    <w:lsdException w:name="Colorful List Accent 5" w:uiPriority="72"/>
+    <w:lsdException w:name="Colorful Grid Accent 5" w:uiPriority="73"/>
+    <w:lsdException w:name="Light Shading Accent 6" w:uiPriority="60"/>
+    <w:lsdException w:name="Light List Accent 6" w:uiPriority="61"/>
+    <w:lsdException w:name="Light Grid Accent 6" w:uiPriority="62"/>
+    <w:lsdException w:name="Medium Shading 1 Accent 6" w:uiPriority="63"/>
+    <w:lsdException w:name="Medium Shading 2 Accent 6" w:uiPriority="64"/>
+    <w:lsdException w:name="Medium List 1 Accent 6" w:uiPriority="65"/>
+    <w:lsdException w:name="Medium List 2 Accent 6" w:uiPriority="66"/>
+    <w:lsdException w:name="Medium Grid 1 Accent 6" w:uiPriority="67"/>
+    <w:lsdException w:name="Medium Grid 2 Accent 6" w:uiPriority="68"/>
+    <w:lsdException w:name="Medium Grid 3 Accent 6" w:uiPriority="69"/>
+    <w:lsdException w:name="Dark List Accent 6" w:uiPriority="70"/>
+    <w:lsdException w:name="Colorful Shading Accent 6" w:uiPriority="71"/>
+    <w:lsdException w:name="Colorful List Accent 6" w:uiPriority="72"/>
+    <w:lsdException w:name="Colorful Grid Accent 6" w:uiPriority="73"/>
+    <w:lsdException w:name="Subtle Emphasis" w:uiPriority="19" w:qFormat="1"/>
+    <w:lsdException w:name="Intense Emphasis" w:uiPriority="21" w:qFormat="1"/>
+    <w:lsdException w:name="Subtle Reference" w:uiPriority="31" w:qFormat="1"/>
+    <w:lsdException w:name="Intense Reference" w:uiPriority="32" w:qFormat="1"/>
+    <w:lsdException w:name="Book Title" w:uiPriority="33" w:qFormat="1"/>
+    <w:lsdException w:name="Bibliography" w:semiHidden="1" w:uiPriority="37" w:unhideWhenUsed="1"/>
+    <w:lsdException w:name="TOC Heading" w:semiHidden="1" w:uiPriority="39" w:unhideWhenUsed="1" w:qFormat="1"/>
+    <w:lsdException w:name="Plain Table 1" w:uiPriority="41"/>
+    <w:lsdException w:name="Plain Table 2" w:uiPriority="42"/>
+    <w:lsdException w:name="Plain Table 3" w:uiPriority="43"/>
+    <w:lsdException w:name="Plain Table 4" w:uiPriority="44"/>
+    <w:lsdException w:name="Plain Table 5" w:uiPriority="45"/>
+    <w:lsdException w:name="Grid Table Light" w:uiPriority="40"/>
+    <w:lsdException w:name="Grid Table 1 Light" w:uiPriority="46"/>
+    <w:lsdException w:name="Grid Table 2" w:uiPriority="47"/>
+    <w:lsdException w:name="Grid Table 3" w:uiPriority="48"/>
+    <w:lsdException w:name="Grid Table 4" w:uiPriority="49"/>
+    <w:lsdException w:name="Grid Table 5 Dark" w:uiPriority="50"/>
+    <w:lsdException w:name="Grid Table 6 Colorful" w:uiPriority="51"/>
+    <w:lsdException w:name="Grid Table 7 Colorful" w:uiPriority="52"/>
+    <w:lsdException w:name="Grid Table 1 Light Accent 1" w:uiPriority="46"/>
+    <w:lsdException w:name="Grid Table 2 Accent 1" w:uiPriority="47"/>
+    <w:lsdException w:name="Grid Table 3 Accent 1" w:uiPriority="48"/>
+    <w:lsdException w:name="Grid Table 4 Accent 1" w:uiPriority="49"/>
+    <w:lsdException w:name="Grid Table 5 Dark Accent 1" w:uiPriority="50"/>
+    <w:lsdException w:name="Grid Table 6 Colorful Accent 1" w:uiPriority="51"/>
+    <w:lsdException w:name="Grid Table 7 Colorful Accent 1" w:uiPriority="52"/>
+    <w:lsdException w:name="Grid Table 1 Light Accent 2" w:uiPriority="46"/>
+    <w:lsdException w:name="Grid Table 2 Accent 2" w:uiPriority="47"/>
+    <w:lsdException w:name="Grid Table 3 Accent 2" w:uiPriority="48"/>
+    <w:lsdException w:name="Grid Table 4 Accent 2" w:uiPriority="49"/>
+    <w:lsdException w:name="Grid Table 5 Dark Accent 2" w:uiPriority="50"/>
+    <w:lsdException w:name="Grid Table 6 Colorful Accent 2" w:uiPriority="51"/>
+    <w:lsdException w:name="Grid Table 7 Colorful Accent 2" w:uiPriority="52"/>
+    <w:lsdException w:name="Grid Table 1 Light Accent 3" w:uiPriority="46"/>
+    <w:lsdException w:name="Grid Table 2 Accent 3" w:uiPriority="47"/>
+    <w:lsdException w:name="Grid Table 3 Accent 3" w:uiPriority="48"/>
+    <w:lsdException w:name="Grid Table 4 Accent 3" w:uiPriority="49"/>
+    <w:lsdException w:name="Grid Table 5 Dark Accent 3" w:uiPriority="50"/>
+    <w:lsdException w:name="Grid Table 6 Colorful Accent 3" w:uiPriority="51"/>
+    <w:lsdException w:name="Grid Table 7 Colorful Accent 3" w:uiPriority="52"/>
+    <w:lsdException w:name="Grid Table 1 Light Accent 4" w:uiPriority="46"/>
+    <w:lsdException w:name="Grid Table 2 Accent 4" w:uiPriority="47"/>
+    <w:lsdException w:name="Grid Table 3 Accent 4" w:uiPriority="48"/>
+    <w:lsdException w:name="Grid Table 4 Accent 4" w:uiPriority="49"/>
+    <w:lsdException w:name="Grid Table 5 Dark Accent 4" w:uiPriority="50"/>
+    <w:lsdException w:name="Grid Table 6 Colorful Accent 4" w:uiPriority="51"/>
+    <w:lsdException w:name="Grid Table 7 Colorful Accent 4" w:uiPriority="52"/>
+    <w:lsdException w:name="Grid Table 1 Light Accent 5" w:uiPriority="46"/>
+    <w:lsdException w:name="Grid Table 2 Accent 5" w:uiPriority="47"/>
+    <w:lsdException w:name="Grid Table 3 Accent 5" w:uiPriority="48"/>
+    <w:lsdException w:name="Grid Table 4 Accent 5" w:uiPriority="49"/>
+    <w:lsdException w:name="Grid Table 5 Dark Accent 5" w:uiPriority="50"/>
+    <w:lsdException w:name="Grid Table 6 Colorful Accent 5" w:uiPriority="51"/>
+    <w:lsdException w:name="Grid Table 7 Colorful Accent 5" w:uiPriority="52"/>
+    <w:lsdException w:name="Grid Table 1 Light Accent 6" w:uiPriority="46"/>
+    <w:lsdException w:name="Grid Table 2 Accent 6" w:uiPriority="47"/>
+    <w:lsdException w:name="Grid Table 3 Accent 6" w:uiPriority="48"/>
+    <w:lsdException w:name="Grid Table 4 Accent 6" w:uiPriority="49"/>
+    <w:lsdException w:name="Grid Table 5 Dark Accent 6" w:uiPriority="50"/>
+    <w:lsdException w:name="Grid Table 6 Colorful Accent 6" w:uiPriority="51"/>
+    <w:lsdException w:name="Grid Table 7 Colorful Accent 6" w:uiPriority="52"/>
+    <w:lsdException w:name="List Table 1 Light" w:uiPriority="46"/>
+    <w:lsdException w:name="List Table 2" w:uiPriority="47"/>
+    <w:lsdException w:name="List Table 3" w:uiPriority="48"/>
+    <w:lsdException w:name="List Table 4" w:uiPriority="49"/>
+    <w:lsdException w:name="List Table 5 Dark" w:uiPriority="50"/>
+    <w:lsdException w:name="List Table 6 Colorful" w:uiPriority="51"/>
+    <w:lsdException w:name="List Table 7 Colorful" w:uiPriority="52"/>
+    <w:lsdException w:name="List Table 1 Light Accent 1" w:uiPriority="46"/>
+    <w:lsdException w:name="List Table 2 Accent 1" w:uiPriority="47"/>
+    <w:lsdException w:name="List Table 3 Accent 1" w:uiPriority="48"/>
+    <w:lsdException w:name="List Table 4 Accent 1" w:uiPriority="49"/>
+    <w:lsdException w:name="List Table 5 Dark Accent 1" w:uiPriority="50"/>
+    <w:lsdException w:name="List Table 6 Colorful Accent 1" w:uiPriority="51"/>
+    <w:lsdException w:name="List Table 7 Colorful Accent 1" w:uiPriority="52"/>
+    <w:lsdException w:name="List Table 1 Light Accent 2" w:uiPriority="46"/>
+    <w:lsdException w:name="List Table 2 Accent 2" w:uiPriority="47"/>
+    <w:lsdException w:name="List Table 3 Accent 2" w:uiPriority="48"/>
+    <w:lsdException w:name="List Table 4 Accent 2" w:uiPriority="49"/>
+    <w:lsdException w:name="List Table 5 Dark Accent 2" w:uiPriority="50"/>
+    <w:lsdException w:name="List Table 6 Colorful Accent 2" w:uiPriority="51"/>
+    <w:lsdException w:name="List Table 7 Colorful Accent 2" w:uiPriority="52"/>
+    <w:lsdException w:name="List Table 1 Light Accent 3" w:uiPriority="46"/>
+    <w:lsdException w:name="List Table 2 Accent 3" w:uiPriority="47"/>
+    <w:lsdException w:name="List Table 3 Accent 3" w:uiPriority="48"/>
+    <w:lsdException w:name="List Table 4 Accent 3" w:uiPriority="49"/>
+    <w:lsdException w:name="List Table 5 Dark Accent 3" w:uiPriority="50"/>
+    <w:lsdException w:name="List Table 6 Colorful Accent 3" w:uiPriority="51"/>
+    <w:lsdException w:name="List Table 7 Colorful Accent 3" w:uiPriority="52"/>
+    <w:lsdException w:name="List Table 1 Light Accent 4" w:uiPriority="46"/>
+    <w:lsdException w:name="List Table 2 Accent 4" w:uiPriority="47"/>
+    <w:lsdException w:name="List Table 3 Accent 4" w:uiPriority="48"/>
+    <w:lsdException w:name="List Table 4 Accent 4" w:uiPriority="49"/>
+    <w:lsdException w:name="List Table 5 Dark Accent 4" w:uiPriority="50"/>
+    <w:lsdException w:name="List Table 6 Colorful Accent 4" w:uiPriority="51"/>
+    <w:lsdException w:name="List Table 7 Colorful Accent 4" w:uiPriority="52"/>
+    <w:lsdException w:name="List Table 1 Light Accent 5" w:uiPriority="46"/>
+    <w:lsdException w:name="List Table 2 Accent 5" w:uiPriority="47"/>
+    <w:lsdException w:name="List Table 3 Accent 5" w:uiPriority="48"/>
+    <w:lsdException w:name="List Table 4 Accent 5" w:uiPriority="49"/>
+    <w:lsdException w:name="List Table 5 Dark Accent 5" w:uiPriority="50"/>
+    <w:lsdException w:name="List Table 6 Colorful Accent 5" w:uiPriority="51"/>
+    <w:lsdException w:name="List Table 7 Colorful Accent 5" w:uiPriority="52"/>
+    <w:lsdException w:name="List Table 1 Light Accent 6" w:uiPriority="46"/>
+    <w:lsdException w:name="List Table 2 Accent 6" w:uiPriority="47"/>
+    <w:lsdException w:name="List Table 3 Accent 6" w:uiPriority="48"/>
+    <w:lsdException w:name="List Table 4 Accent 6" w:uiPriority="49"/>
+    <w:lsdException w:name="List Table 5 Dark Accent 6" w:uiPriority="50"/>
+    <w:lsdException w:name="List Table 6 Colorful Accent 6" w:uiPriority="51"/>
+    <w:lsdException w:name="List Table 7 Colorful Accent 6" w:uiPriority="52"/>
+    <w:lsdException w:name="Mention" w:semiHidden="1" w:unhideWhenUsed="1"/>
+    <w:lsdException w:name="Smart Hyperlink" w:semiHidden="1" w:unhideWhenUsed="1"/>
+    <w:lsdException w:name="Hashtag" w:semiHidden="1" w:unhideWhenUsed="1"/>
+    <w:lsdException w:name="Unresolved Mention" w:semiHidden="1" w:unhideWhenUsed="1"/>
+    <w:lsdException w:name="Smart Link" w:semiHidden="1" w:unhideWhenUsed="1"/>
   </w:latentStyles>
   <w:style w:type="paragraph" w:default="1" w:styleId="Normal">
     <w:name w:val="Normal"/>
@@ -2892,254 +3220,24 @@
       <w:spacing w:after="0" w:line="240" w:lineRule="auto"/>
     </w:pPr>
   </w:style>
-</w:styles>
-</file>
-
-<file path=word/stylesWithEffects.xml><?xml version="1.0" encoding="utf-8"?>
-<w:styles xmlns:wpc="http://schemas.microsoft.com/office/word/2010/wordprocessingCanvas" xmlns:mc="http://schemas.openxmlformats.org/markup-compatibility/2006" xmlns:o="urn:schemas-microsoft-com:office:office" xmlns:r="http://schemas.openxmlformats.org/officeDocument/2006/relationships" xmlns:m="http://schemas.openxmlformats.org/officeDocument/2006/math" xmlns:v="urn:schemas-microsoft-com:vml" xmlns:wp14="http://schemas.microsoft.com/office/word/2010/wordprocessingDrawing" xmlns:wp="http://schemas.openxmlformats.org/drawingml/2006/wordprocessingDrawing" xmlns:w10="urn:schemas-microsoft-com:office:word" xmlns:w="http://schemas.openxmlformats.org/wordprocessingml/2006/main" xmlns:w14="http://schemas.microsoft.com/office/word/2010/wordml" xmlns:wpg="http://schemas.microsoft.com/office/word/2010/wordprocessingGroup" xmlns:wpi="http://schemas.microsoft.com/office/word/2010/wordprocessingInk" xmlns:wne="http://schemas.microsoft.com/office/word/2006/wordml" xmlns:wps="http://schemas.microsoft.com/office/word/2010/wordprocessingShape" mc:Ignorable="w14 wp14">
-  <w:docDefaults>
-    <w:rPrDefault>
-      <w:rPr>
-        <w:rFonts w:asciiTheme="minorHAnsi" w:eastAsiaTheme="minorEastAsia" w:hAnsiTheme="minorHAnsi" w:cstheme="minorBidi"/>
-        <w:sz w:val="22"/>
-        <w:szCs w:val="22"/>
-        <w:lang w:val="en-US" w:eastAsia="ja-JP" w:bidi="ar-SA"/>
-      </w:rPr>
-    </w:rPrDefault>
-    <w:pPrDefault>
-      <w:pPr>
-        <w:spacing w:after="200" w:line="276" w:lineRule="auto"/>
-      </w:pPr>
-    </w:pPrDefault>
-  </w:docDefaults>
-  <w:latentStyles w:defLockedState="0" w:defUIPriority="99" w:defSemiHidden="1" w:defUnhideWhenUsed="1" w:defQFormat="0" w:count="267">
-    <w:lsdException w:name="Normal" w:semiHidden="0" w:uiPriority="0" w:unhideWhenUsed="0" w:qFormat="1"/>
-    <w:lsdException w:name="heading 1" w:semiHidden="0" w:uiPriority="9" w:unhideWhenUsed="0" w:qFormat="1"/>
-    <w:lsdException w:name="heading 2" w:uiPriority="9" w:qFormat="1"/>
-    <w:lsdException w:name="heading 3" w:uiPriority="9" w:qFormat="1"/>
-    <w:lsdException w:name="heading 4" w:uiPriority="9" w:qFormat="1"/>
-    <w:lsdException w:name="heading 5" w:uiPriority="9" w:qFormat="1"/>
-    <w:lsdException w:name="heading 6" w:uiPriority="9" w:qFormat="1"/>
-    <w:lsdException w:name="heading 7" w:uiPriority="9" w:qFormat="1"/>
-    <w:lsdException w:name="heading 8" w:uiPriority="9" w:qFormat="1"/>
-    <w:lsdException w:name="heading 9" w:uiPriority="9" w:qFormat="1"/>
-    <w:lsdException w:name="toc 1" w:uiPriority="39"/>
-    <w:lsdException w:name="toc 2" w:uiPriority="39"/>
-    <w:lsdException w:name="toc 3" w:uiPriority="39"/>
-    <w:lsdException w:name="toc 4" w:uiPriority="39"/>
-    <w:lsdException w:name="toc 5" w:uiPriority="39"/>
-    <w:lsdException w:name="toc 6" w:uiPriority="39"/>
-    <w:lsdException w:name="toc 7" w:uiPriority="39"/>
-    <w:lsdException w:name="toc 8" w:uiPriority="39"/>
-    <w:lsdException w:name="toc 9" w:uiPriority="39"/>
-    <w:lsdException w:name="caption" w:uiPriority="35" w:qFormat="1"/>
-    <w:lsdException w:name="Title" w:semiHidden="0" w:uiPriority="10" w:unhideWhenUsed="0" w:qFormat="1"/>
-    <w:lsdException w:name="Default Paragraph Font" w:uiPriority="1"/>
-    <w:lsdException w:name="Subtitle" w:semiHidden="0" w:uiPriority="11" w:unhideWhenUsed="0" w:qFormat="1"/>
-    <w:lsdException w:name="Strong" w:semiHidden="0" w:uiPriority="22" w:unhideWhenUsed="0" w:qFormat="1"/>
-    <w:lsdException w:name="Emphasis" w:semiHidden="0" w:uiPriority="20" w:unhideWhenUsed="0" w:qFormat="1"/>
-    <w:lsdException w:name="Table Grid" w:semiHidden="0" w:uiPriority="59" w:unhideWhenUsed="0"/>
-    <w:lsdException w:name="Placeholder Text" w:unhideWhenUsed="0"/>
-    <w:lsdException w:name="No Spacing" w:semiHidden="0" w:uiPriority="1" w:unhideWhenUsed="0" w:qFormat="1"/>
-    <w:lsdException w:name="Light Shading" w:semiHidden="0" w:uiPriority="60" w:unhideWhenUsed="0"/>
-    <w:lsdException w:name="Light List" w:semiHidden="0" w:uiPriority="61" w:unhideWhenUsed="0"/>
-    <w:lsdException w:name="Light Grid" w:semiHidden="0" w:uiPriority="62" w:unhideWhenUsed="0"/>
-    <w:lsdException w:name="Medium Shading 1" w:semiHidden="0" w:uiPriority="63" w:unhideWhenUsed="0"/>
-    <w:lsdException w:name="Medium Shading 2" w:semiHidden="0" w:uiPriority="64" w:unhideWhenUsed="0"/>
-    <w:lsdException w:name="Medium List 1" w:semiHidden="0" w:uiPriority="65" w:unhideWhenUsed="0"/>
-    <w:lsdException w:name="Medium List 2" w:semiHidden="0" w:uiPriority="66" w:unhideWhenUsed="0"/>
-    <w:lsdException w:name="Medium Grid 1" w:semiHidden="0" w:uiPriority="67" w:unhideWhenUsed="0"/>
-    <w:lsdException w:name="Medium Grid 2" w:semiHidden="0" w:uiPriority="68" w:unhideWhenUsed="0"/>
-    <w:lsdException w:name="Medium Grid 3" w:semiHidden="0" w:uiPriority="69" w:unhideWhenUsed="0"/>
-    <w:lsdException w:name="Dark List" w:semiHidden="0" w:uiPriority="70" w:unhideWhenUsed="0"/>
-    <w:lsdException w:name="Colorful Shading" w:semiHidden="0" w:uiPriority="71" w:unhideWhenUsed="0"/>
-    <w:lsdException w:name="Colorful List" w:semiHidden="0" w:uiPriority="72" w:unhideWhenUsed="0"/>
-    <w:lsdException w:name="Colorful Grid" w:semiHidden="0" w:uiPriority="73" w:unhideWhenUsed="0"/>
-    <w:lsdException w:name="Light Shading Accent 1" w:semiHidden="0" w:uiPriority="60" w:unhideWhenUsed="0"/>
-    <w:lsdException w:name="Light List Accent 1" w:semiHidden="0" w:uiPriority="61" w:unhideWhenUsed="0"/>
-    <w:lsdException w:name="Light Grid Accent 1" w:semiHidden="0" w:uiPriority="62" w:unhideWhenUsed="0"/>
-    <w:lsdException w:name="Medium Shading 1 Accent 1" w:semiHidden="0" w:uiPriority="63" w:unhideWhenUsed="0"/>
-    <w:lsdException w:name="Medium Shading 2 Accent 1" w:semiHidden="0" w:uiPriority="64" w:unhideWhenUsed="0"/>
-    <w:lsdException w:name="Medium List 1 Accent 1" w:semiHidden="0" w:uiPriority="65" w:unhideWhenUsed="0"/>
-    <w:lsdException w:name="Revision" w:unhideWhenUsed="0"/>
-    <w:lsdException w:name="List Paragraph" w:semiHidden="0" w:uiPriority="34" w:unhideWhenUsed="0" w:qFormat="1"/>
-    <w:lsdException w:name="Quote" w:semiHidden="0" w:uiPriority="29" w:unhideWhenUsed="0" w:qFormat="1"/>
-    <w:lsdException w:name="Intense Quote" w:semiHidden="0" w:uiPriority="30" w:unhideWhenUsed="0" w:qFormat="1"/>
-    <w:lsdException w:name="Medium List 2 Accent 1" w:semiHidden="0" w:uiPriority="66" w:unhideWhenUsed="0"/>
-    <w:lsdException w:name="Medium Grid 1 Accent 1" w:semiHidden="0" w:uiPriority="67" w:unhideWhenUsed="0"/>
-    <w:lsdException w:name="Medium Grid 2 Accent 1" w:semiHidden="0" w:uiPriority="68" w:unhideWhenUsed="0"/>
-    <w:lsdException w:name="Medium Grid 3 Accent 1" w:semiHidden="0" w:uiPriority="69" w:unhideWhenUsed="0"/>
-    <w:lsdException w:name="Dark List Accent 1" w:semiHidden="0" w:uiPriority="70" w:unhideWhenUsed="0"/>
-    <w:lsdException w:name="Colorful Shading Accent 1" w:semiHidden="0" w:uiPriority="71" w:unhideWhenUsed="0"/>
-    <w:lsdException w:name="Colorful List Accent 1" w:semiHidden="0" w:uiPriority="72" w:unhideWhenUsed="0"/>
-    <w:lsdException w:name="Colorful Grid Accent 1" w:semiHidden="0" w:uiPriority="73" w:unhideWhenUsed="0"/>
-    <w:lsdException w:name="Light Shading Accent 2" w:semiHidden="0" w:uiPriority="60" w:unhideWhenUsed="0"/>
-    <w:lsdException w:name="Light List Accent 2" w:semiHidden="0" w:uiPriority="61" w:unhideWhenUsed="0"/>
-    <w:lsdException w:name="Light Grid Accent 2" w:semiHidden="0" w:uiPriority="62" w:unhideWhenUsed="0"/>
-    <w:lsdException w:name="Medium Shading 1 Accent 2" w:semiHidden="0" w:uiPriority="63" w:unhideWhenUsed="0"/>
-    <w:lsdException w:name="Medium Shading 2 Accent 2" w:semiHidden="0" w:uiPriority="64" w:unhideWhenUsed="0"/>
-    <w:lsdException w:name="Medium List 1 Accent 2" w:semiHidden="0" w:uiPriority="65" w:unhideWhenUsed="0"/>
-    <w:lsdException w:name="Medium List 2 Accent 2" w:semiHidden="0" w:uiPriority="66" w:unhideWhenUsed="0"/>
-    <w:lsdException w:name="Medium Grid 1 Accent 2" w:semiHidden="0" w:uiPriority="67" w:unhideWhenUsed="0"/>
-    <w:lsdException w:name="Medium Grid 2 Accent 2" w:semiHidden="0" w:uiPriority="68" w:unhideWhenUsed="0"/>
-    <w:lsdException w:name="Medium Grid 3 Accent 2" w:semiHidden="0" w:uiPriority="69" w:unhideWhenUsed="0"/>
-    <w:lsdException w:name="Dark List Accent 2" w:semiHidden="0" w:uiPriority="70" w:unhideWhenUsed="0"/>
-    <w:lsdException w:name="Colorful Shading Accent 2" w:semiHidden="0" w:uiPriority="71" w:unhideWhenUsed="0"/>
-    <w:lsdException w:name="Colorful List Accent 2" w:semiHidden="0" w:uiPriority="72" w:unhideWhenUsed="0"/>
-    <w:lsdException w:name="Colorful Grid Accent 2" w:semiHidden="0" w:uiPriority="73" w:unhideWhenUsed="0"/>
-    <w:lsdException w:name="Light Shading Accent 3" w:semiHidden="0" w:uiPriority="60" w:unhideWhenUsed="0"/>
-    <w:lsdException w:name="Light List Accent 3" w:semiHidden="0" w:uiPriority="61" w:unhideWhenUsed="0"/>
-    <w:lsdException w:name="Light Grid Accent 3" w:semiHidden="0" w:uiPriority="62" w:unhideWhenUsed="0"/>
-    <w:lsdException w:name="Medium Shading 1 Accent 3" w:semiHidden="0" w:uiPriority="63" w:unhideWhenUsed="0"/>
-    <w:lsdException w:name="Medium Shading 2 Accent 3" w:semiHidden="0" w:uiPriority="64" w:unhideWhenUsed="0"/>
-    <w:lsdException w:name="Medium List 1 Accent 3" w:semiHidden="0" w:uiPriority="65" w:unhideWhenUsed="0"/>
-    <w:lsdException w:name="Medium List 2 Accent 3" w:semiHidden="0" w:uiPriority="66" w:unhideWhenUsed="0"/>
-    <w:lsdException w:name="Medium Grid 1 Accent 3" w:semiHidden="0" w:uiPriority="67" w:unhideWhenUsed="0"/>
-    <w:lsdException w:name="Medium Grid 2 Accent 3" w:semiHidden="0" w:uiPriority="68" w:unhideWhenUsed="0"/>
-    <w:lsdException w:name="Medium Grid 3 Accent 3" w:semiHidden="0" w:uiPriority="69" w:unhideWhenUsed="0"/>
-    <w:lsdException w:name="Dark List Accent 3" w:semiHidden="0" w:uiPriority="70" w:unhideWhenUsed="0"/>
-    <w:lsdException w:name="Colorful Shading Accent 3" w:semiHidden="0" w:uiPriority="71" w:unhideWhenUsed="0"/>
-    <w:lsdException w:name="Colorful List Accent 3" w:semiHidden="0" w:uiPriority="72" w:unhideWhenUsed="0"/>
-    <w:lsdException w:name="Colorful Grid Accent 3" w:semiHidden="0" w:uiPriority="73" w:unhideWhenUsed="0"/>
-    <w:lsdException w:name="Light Shading Accent 4" w:semiHidden="0" w:uiPriority="60" w:unhideWhenUsed="0"/>
-    <w:lsdException w:name="Light List Accent 4" w:semiHidden="0" w:uiPriority="61" w:unhideWhenUsed="0"/>
-    <w:lsdException w:name="Light Grid Accent 4" w:semiHidden="0" w:uiPriority="62" w:unhideWhenUsed="0"/>
-    <w:lsdException w:name="Medium Shading 1 Accent 4" w:semiHidden="0" w:uiPriority="63" w:unhideWhenUsed="0"/>
-    <w:lsdException w:name="Medium Shading 2 Accent 4" w:semiHidden="0" w:uiPriority="64" w:unhideWhenUsed="0"/>
-    <w:lsdException w:name="Medium List 1 Accent 4" w:semiHidden="0" w:uiPriority="65" w:unhideWhenUsed="0"/>
-    <w:lsdException w:name="Medium List 2 Accent 4" w:semiHidden="0" w:uiPriority="66" w:unhideWhenUsed="0"/>
-    <w:lsdException w:name="Medium Grid 1 Accent 4" w:semiHidden="0" w:uiPriority="67" w:unhideWhenUsed="0"/>
-    <w:lsdException w:name="Medium Grid 2 Accent 4" w:semiHidden="0" w:uiPriority="68" w:unhideWhenUsed="0"/>
-    <w:lsdException w:name="Medium Grid 3 Accent 4" w:semiHidden="0" w:uiPriority="69" w:unhideWhenUsed="0"/>
-    <w:lsdException w:name="Dark List Accent 4" w:semiHidden="0" w:uiPriority="70" w:unhideWhenUsed="0"/>
-    <w:lsdException w:name="Colorful Shading Accent 4" w:semiHidden="0" w:uiPriority="71" w:unhideWhenUsed="0"/>
-    <w:lsdException w:name="Colorful List Accent 4" w:semiHidden="0" w:uiPriority="72" w:unhideWhenUsed="0"/>
-    <w:lsdException w:name="Colorful Grid Accent 4" w:semiHidden="0" w:uiPriority="73" w:unhideWhenUsed="0"/>
-    <w:lsdException w:name="Light Shading Accent 5" w:semiHidden="0" w:uiPriority="60" w:unhideWhenUsed="0"/>
-    <w:lsdException w:name="Light List Accent 5" w:semiHidden="0" w:uiPriority="61" w:unhideWhenUsed="0"/>
-    <w:lsdException w:name="Light Grid Accent 5" w:semiHidden="0" w:uiPriority="62" w:unhideWhenUsed="0"/>
-    <w:lsdException w:name="Medium Shading 1 Accent 5" w:semiHidden="0" w:uiPriority="63" w:unhideWhenUsed="0"/>
-    <w:lsdException w:name="Medium Shading 2 Accent 5" w:semiHidden="0" w:uiPriority="64" w:unhideWhenUsed="0"/>
-    <w:lsdException w:name="Medium List 1 Accent 5" w:semiHidden="0" w:uiPriority="65" w:unhideWhenUsed="0"/>
-    <w:lsdException w:name="Medium List 2 Accent 5" w:semiHidden="0" w:uiPriority="66" w:unhideWhenUsed="0"/>
-    <w:lsdException w:name="Medium Grid 1 Accent 5" w:semiHidden="0" w:uiPriority="67" w:unhideWhenUsed="0"/>
-    <w:lsdException w:name="Medium Grid 2 Accent 5" w:semiHidden="0" w:uiPriority="68" w:unhideWhenUsed="0"/>
-    <w:lsdException w:name="Medium Grid 3 Accent 5" w:semiHidden="0" w:uiPriority="69" w:unhideWhenUsed="0"/>
-    <w:lsdException w:name="Dark List Accent 5" w:semiHidden="0" w:uiPriority="70" w:unhideWhenUsed="0"/>
-    <w:lsdException w:name="Colorful Shading Accent 5" w:semiHidden="0" w:uiPriority="71" w:unhideWhenUsed="0"/>
-    <w:lsdException w:name="Colorful List Accent 5" w:semiHidden="0" w:uiPriority="72" w:unhideWhenUsed="0"/>
-    <w:lsdException w:name="Colorful Grid Accent 5" w:semiHidden="0" w:uiPriority="73" w:unhideWhenUsed="0"/>
-    <w:lsdException w:name="Light Shading Accent 6" w:semiHidden="0" w:uiPriority="60" w:unhideWhenUsed="0"/>
-    <w:lsdException w:name="Light List Accent 6" w:semiHidden="0" w:uiPriority="61" w:unhideWhenUsed="0"/>
-    <w:lsdException w:name="Light Grid Accent 6" w:semiHidden="0" w:uiPriority="62" w:unhideWhenUsed="0"/>
-    <w:lsdException w:name="Medium Shading 1 Accent 6" w:semiHidden="0" w:uiPriority="63" w:unhideWhenUsed="0"/>
-    <w:lsdException w:name="Medium Shading 2 Accent 6" w:semiHidden="0" w:uiPriority="64" w:unhideWhenUsed="0"/>
-    <w:lsdException w:name="Medium List 1 Accent 6" w:semiHidden="0" w:uiPriority="65" w:unhideWhenUsed="0"/>
-    <w:lsdException w:name="Medium List 2 Accent 6" w:semiHidden="0" w:uiPriority="66" w:unhideWhenUsed="0"/>
-    <w:lsdException w:name="Medium Grid 1 Accent 6" w:semiHidden="0" w:uiPriority="67" w:unhideWhenUsed="0"/>
-    <w:lsdException w:name="Medium Grid 2 Accent 6" w:semiHidden="0" w:uiPriority="68" w:unhideWhenUsed="0"/>
-    <w:lsdException w:name="Medium Grid 3 Accent 6" w:semiHidden="0" w:uiPriority="69" w:unhideWhenUsed="0"/>
-    <w:lsdException w:name="Dark List Accent 6" w:semiHidden="0" w:uiPriority="70" w:unhideWhenUsed="0"/>
-    <w:lsdException w:name="Colorful Shading Accent 6" w:semiHidden="0" w:uiPriority="71" w:unhideWhenUsed="0"/>
-    <w:lsdException w:name="Colorful List Accent 6" w:semiHidden="0" w:uiPriority="72" w:unhideWhenUsed="0"/>
-    <w:lsdException w:name="Colorful Grid Accent 6" w:semiHidden="0" w:uiPriority="73" w:unhideWhenUsed="0"/>
-    <w:lsdException w:name="Subtle Emphasis" w:semiHidden="0" w:uiPriority="19" w:unhideWhenUsed="0" w:qFormat="1"/>
-    <w:lsdException w:name="Intense Emphasis" w:semiHidden="0" w:uiPriority="21" w:unhideWhenUsed="0" w:qFormat="1"/>
-    <w:lsdException w:name="Subtle Reference" w:semiHidden="0" w:uiPriority="31" w:unhideWhenUsed="0" w:qFormat="1"/>
-    <w:lsdException w:name="Intense Reference" w:semiHidden="0" w:uiPriority="32" w:unhideWhenUsed="0" w:qFormat="1"/>
-    <w:lsdException w:name="Book Title" w:semiHidden="0" w:uiPriority="33" w:unhideWhenUsed="0" w:qFormat="1"/>
-    <w:lsdException w:name="Bibliography" w:uiPriority="37"/>
-    <w:lsdException w:name="TOC Heading" w:uiPriority="39" w:qFormat="1"/>
-  </w:latentStyles>
-  <w:style w:type="paragraph" w:default="1" w:styleId="Normal">
-    <w:name w:val="Normal"/>
-    <w:qFormat/>
-  </w:style>
-  <w:style w:type="paragraph" w:styleId="Heading2">
-    <w:name w:val="heading 2"/>
-    <w:basedOn w:val="Normal"/>
-    <w:next w:val="Normal"/>
-    <w:link w:val="Heading2Char"/>
-    <w:uiPriority w:val="9"/>
-    <w:unhideWhenUsed/>
-    <w:qFormat/>
-    <w:rsid w:val="0046000C"/>
-    <w:pPr>
-      <w:keepNext/>
-      <w:keepLines/>
-      <w:spacing w:before="200" w:after="0"/>
-      <w:outlineLvl w:val="1"/>
-    </w:pPr>
-    <w:rPr>
-      <w:rFonts w:asciiTheme="majorHAnsi" w:eastAsiaTheme="majorEastAsia" w:hAnsiTheme="majorHAnsi" w:cstheme="majorBidi"/>
-      <w:b/>
-      <w:bCs/>
-      <w:color w:val="4F81BD" w:themeColor="accent1"/>
-      <w:sz w:val="26"/>
-      <w:szCs w:val="26"/>
-    </w:rPr>
-  </w:style>
-  <w:style w:type="character" w:default="1" w:styleId="DefaultParagraphFont">
-    <w:name w:val="Default Paragraph Font"/>
-    <w:uiPriority w:val="1"/>
-    <w:semiHidden/>
-    <w:unhideWhenUsed/>
-  </w:style>
-  <w:style w:type="table" w:default="1" w:styleId="TableNormal">
-    <w:name w:val="Normal Table"/>
-    <w:uiPriority w:val="99"/>
-    <w:semiHidden/>
-    <w:unhideWhenUsed/>
-    <w:tblPr>
-      <w:tblInd w:w="0" w:type="dxa"/>
-      <w:tblCellMar>
-        <w:top w:w="0" w:type="dxa"/>
-        <w:left w:w="108" w:type="dxa"/>
-        <w:bottom w:w="0" w:type="dxa"/>
-        <w:right w:w="108" w:type="dxa"/>
-      </w:tblCellMar>
-    </w:tblPr>
-  </w:style>
-  <w:style w:type="numbering" w:default="1" w:styleId="NoList">
-    <w:name w:val="No List"/>
-    <w:uiPriority w:val="99"/>
-    <w:semiHidden/>
-    <w:unhideWhenUsed/>
-  </w:style>
-  <w:style w:type="character" w:customStyle="1" w:styleId="Heading2Char">
-    <w:name w:val="Heading 2 Char"/>
-    <w:basedOn w:val="DefaultParagraphFont"/>
-    <w:link w:val="Heading2"/>
-    <w:uiPriority w:val="9"/>
-    <w:rsid w:val="0046000C"/>
-    <w:rPr>
-      <w:rFonts w:asciiTheme="majorHAnsi" w:eastAsiaTheme="majorEastAsia" w:hAnsiTheme="majorHAnsi" w:cstheme="majorBidi"/>
-      <w:b/>
-      <w:bCs/>
-      <w:color w:val="4F81BD" w:themeColor="accent1"/>
-      <w:sz w:val="26"/>
-      <w:szCs w:val="26"/>
-    </w:rPr>
-  </w:style>
-  <w:style w:type="paragraph" w:styleId="ListParagraph">
-    <w:name w:val="List Paragraph"/>
-    <w:basedOn w:val="Normal"/>
-    <w:uiPriority w:val="34"/>
-    <w:qFormat/>
-    <w:rsid w:val="0046000C"/>
-    <w:pPr>
-      <w:ind w:left="720"/>
-      <w:contextualSpacing/>
-    </w:pPr>
-  </w:style>
-  <w:style w:type="paragraph" w:styleId="NoSpacing">
-    <w:name w:val="No Spacing"/>
-    <w:uiPriority w:val="1"/>
-    <w:qFormat/>
-    <w:rsid w:val="00563BDB"/>
+  <w:style w:type="table" w:styleId="TableGrid">
+    <w:name w:val="Table Grid"/>
+    <w:basedOn w:val="TableNormal"/>
+    <w:uiPriority w:val="59"/>
+    <w:rsid w:val="00533D31"/>
     <w:pPr>
       <w:spacing w:after="0" w:line="240" w:lineRule="auto"/>
     </w:pPr>
+    <w:tblPr>
+      <w:tblBorders>
+        <w:top w:val="single" w:sz="4" w:space="0" w:color="auto"/>
+        <w:left w:val="single" w:sz="4" w:space="0" w:color="auto"/>
+        <w:bottom w:val="single" w:sz="4" w:space="0" w:color="auto"/>
+        <w:right w:val="single" w:sz="4" w:space="0" w:color="auto"/>
+        <w:insideH w:val="single" w:sz="4" w:space="0" w:color="auto"/>
+        <w:insideV w:val="single" w:sz="4" w:space="0" w:color="auto"/>
+      </w:tblBorders>
+    </w:tblPr>
   </w:style>
 </w:styles>
 </file>
